--- a/Course/1 Component 1 - Computer Systems/1.3 Exchanging Data/00 Topic Resources/6 End-of-Topic Worksheet (editable).docx
+++ b/Course/1 Component 1 - Computer Systems/1.3 Exchanging Data/00 Topic Resources/6 End-of-Topic Worksheet (editable).docx
@@ -7,6 +7,10 @@
         <w:pStyle w:val="Heading1"/>
       </w:pPr>
       <w:r>
+        <w:rPr>
+          <w:b w:val="0"/>
+          <w:i w:val="0"/>
+        </w:rPr>
         <w:t>Worksheet — 1.3 Exchanging Data</w:t>
       </w:r>
     </w:p>
@@ -14,6 +18,7 @@
       <w:r>
         <w:rPr>
           <w:b/>
+          <w:i w:val="0"/>
         </w:rPr>
         <w:t>Name: ______________________  Date: ______________________</w:t>
       </w:r>
@@ -21,6 +26,7 @@
     <w:p>
       <w:r>
         <w:rPr>
+          <w:b w:val="0"/>
           <w:i/>
         </w:rPr>
         <w:t>OCR A Level Computer Science (H446) — Component 01, Section 1.3 (Compression, encryption &amp; hashing; Databases; Networks; Web technologies)</w:t>
@@ -30,6 +36,7 @@
       <w:r>
         <w:rPr>
           <w:b/>
+          <w:i w:val="0"/>
         </w:rPr>
         <w:t>Time: ~60 min.</w:t>
       </w:r>
@@ -46,6 +53,10 @@
         <w:pStyle w:val="Heading2"/>
       </w:pPr>
       <w:r>
+        <w:rPr>
+          <w:b w:val="0"/>
+          <w:i w:val="0"/>
+        </w:rPr>
         <w:t>Section A — Skills practice</w:t>
       </w:r>
     </w:p>
@@ -54,11 +65,19 @@
         <w:pStyle w:val="Heading3"/>
       </w:pPr>
       <w:r>
+        <w:rPr>
+          <w:b w:val="0"/>
+          <w:i w:val="0"/>
+        </w:rPr>
         <w:t>1. Key-term match</w:t>
       </w:r>
     </w:p>
     <w:p>
       <w:r>
+        <w:rPr>
+          <w:b w:val="0"/>
+          <w:i w:val="0"/>
+        </w:rPr>
         <w:t>Match each term (A–H) to its definition (1–8). Write the letter next to the number.</w:t>
       </w:r>
     </w:p>
@@ -102,6 +121,7 @@
             <w:r>
               <w:rPr>
                 <w:b/>
+                <w:i w:val="0"/>
               </w:rPr>
               <w:t>Term</w:t>
             </w:r>
@@ -134,6 +154,7 @@
             <w:r>
               <w:rPr>
                 <w:b/>
+                <w:i w:val="0"/>
               </w:rPr>
               <w:t>Definition</w:t>
             </w:r>
@@ -148,6 +169,10 @@
           <w:p>
             <w:r/>
             <w:r>
+              <w:rPr>
+                <w:b w:val="0"/>
+                <w:i w:val="0"/>
+              </w:rPr>
               <w:t>A</w:t>
             </w:r>
           </w:p>
@@ -159,6 +184,10 @@
           <w:p>
             <w:r/>
             <w:r>
+              <w:rPr>
+                <w:b w:val="0"/>
+                <w:i w:val="0"/>
+              </w:rPr>
               <w:t>Lossy compression</w:t>
             </w:r>
           </w:p>
@@ -170,6 +199,10 @@
           <w:p>
             <w:r/>
             <w:r>
+              <w:rPr>
+                <w:b w:val="0"/>
+                <w:i w:val="0"/>
+              </w:rPr>
               <w:t>1</w:t>
             </w:r>
           </w:p>
@@ -181,6 +214,10 @@
           <w:p>
             <w:r/>
             <w:r>
+              <w:rPr>
+                <w:b w:val="0"/>
+                <w:i w:val="0"/>
+              </w:rPr>
               <w:t>Translates domain names into IP addresses</w:t>
             </w:r>
           </w:p>
@@ -194,6 +231,10 @@
           <w:p>
             <w:r/>
             <w:r>
+              <w:rPr>
+                <w:b w:val="0"/>
+                <w:i w:val="0"/>
+              </w:rPr>
               <w:t>B</w:t>
             </w:r>
           </w:p>
@@ -205,6 +246,10 @@
           <w:p>
             <w:r/>
             <w:r>
+              <w:rPr>
+                <w:b w:val="0"/>
+                <w:i w:val="0"/>
+              </w:rPr>
               <w:t>Hashing</w:t>
             </w:r>
           </w:p>
@@ -216,6 +261,10 @@
           <w:p>
             <w:r/>
             <w:r>
+              <w:rPr>
+                <w:b w:val="0"/>
+                <w:i w:val="0"/>
+              </w:rPr>
               <w:t>2</w:t>
             </w:r>
           </w:p>
@@ -227,6 +276,10 @@
           <w:p>
             <w:r/>
             <w:r>
+              <w:rPr>
+                <w:b w:val="0"/>
+                <w:i w:val="0"/>
+              </w:rPr>
               <w:t>A foreign key must reference a valid existing primary key</w:t>
             </w:r>
           </w:p>
@@ -240,6 +293,10 @@
           <w:p>
             <w:r/>
             <w:r>
+              <w:rPr>
+                <w:b w:val="0"/>
+                <w:i w:val="0"/>
+              </w:rPr>
               <w:t>C</w:t>
             </w:r>
           </w:p>
@@ -251,6 +308,10 @@
           <w:p>
             <w:r/>
             <w:r>
+              <w:rPr>
+                <w:b w:val="0"/>
+                <w:i w:val="0"/>
+              </w:rPr>
               <w:t>RLE</w:t>
             </w:r>
           </w:p>
@@ -262,6 +323,10 @@
           <w:p>
             <w:r/>
             <w:r>
+              <w:rPr>
+                <w:b w:val="0"/>
+                <w:i w:val="0"/>
+              </w:rPr>
               <w:t>3</w:t>
             </w:r>
           </w:p>
@@ -273,6 +338,10 @@
           <w:p>
             <w:r/>
             <w:r>
+              <w:rPr>
+                <w:b w:val="0"/>
+                <w:i w:val="0"/>
+              </w:rPr>
               <w:t>One-way function producing a fixed-length digest</w:t>
             </w:r>
           </w:p>
@@ -286,6 +355,10 @@
           <w:p>
             <w:r/>
             <w:r>
+              <w:rPr>
+                <w:b w:val="0"/>
+                <w:i w:val="0"/>
+              </w:rPr>
               <w:t>D</w:t>
             </w:r>
           </w:p>
@@ -297,6 +370,10 @@
           <w:p>
             <w:r/>
             <w:r>
+              <w:rPr>
+                <w:b w:val="0"/>
+                <w:i w:val="0"/>
+              </w:rPr>
               <w:t>DNS</w:t>
             </w:r>
           </w:p>
@@ -308,6 +385,10 @@
           <w:p>
             <w:r/>
             <w:r>
+              <w:rPr>
+                <w:b w:val="0"/>
+                <w:i w:val="0"/>
+              </w:rPr>
               <w:t>4</w:t>
             </w:r>
           </w:p>
@@ -319,6 +400,10 @@
           <w:p>
             <w:r/>
             <w:r>
+              <w:rPr>
+                <w:b w:val="0"/>
+                <w:i w:val="0"/>
+              </w:rPr>
               <w:t>Permanently removes data; original cannot be recovered</w:t>
             </w:r>
           </w:p>
@@ -332,6 +417,10 @@
           <w:p>
             <w:r/>
             <w:r>
+              <w:rPr>
+                <w:b w:val="0"/>
+                <w:i w:val="0"/>
+              </w:rPr>
               <w:t>E</w:t>
             </w:r>
           </w:p>
@@ -343,6 +432,10 @@
           <w:p>
             <w:r/>
             <w:r>
+              <w:rPr>
+                <w:b w:val="0"/>
+                <w:i w:val="0"/>
+              </w:rPr>
               <w:t>Referential integrity</w:t>
             </w:r>
           </w:p>
@@ -354,6 +447,10 @@
           <w:p>
             <w:r/>
             <w:r>
+              <w:rPr>
+                <w:b w:val="0"/>
+                <w:i w:val="0"/>
+              </w:rPr>
               <w:t>5</w:t>
             </w:r>
           </w:p>
@@ -365,6 +462,10 @@
           <w:p>
             <w:r/>
             <w:r>
+              <w:rPr>
+                <w:b w:val="0"/>
+                <w:i w:val="0"/>
+              </w:rPr>
               <w:t>Public + private key pair used for encryption</w:t>
             </w:r>
           </w:p>
@@ -378,6 +479,10 @@
           <w:p>
             <w:r/>
             <w:r>
+              <w:rPr>
+                <w:b w:val="0"/>
+                <w:i w:val="0"/>
+              </w:rPr>
               <w:t>F</w:t>
             </w:r>
           </w:p>
@@ -389,6 +494,10 @@
           <w:p>
             <w:r/>
             <w:r>
+              <w:rPr>
+                <w:b w:val="0"/>
+                <w:i w:val="0"/>
+              </w:rPr>
               <w:t>Asymmetric encryption</w:t>
             </w:r>
           </w:p>
@@ -400,6 +509,10 @@
           <w:p>
             <w:r/>
             <w:r>
+              <w:rPr>
+                <w:b w:val="0"/>
+                <w:i w:val="0"/>
+              </w:rPr>
               <w:t>6</w:t>
             </w:r>
           </w:p>
@@ -411,6 +524,10 @@
           <w:p>
             <w:r/>
             <w:r>
+              <w:rPr>
+                <w:b w:val="0"/>
+                <w:i w:val="0"/>
+              </w:rPr>
               <w:t>Replaces runs of repeated values with value + count</w:t>
             </w:r>
           </w:p>
@@ -424,6 +541,10 @@
           <w:p>
             <w:r/>
             <w:r>
+              <w:rPr>
+                <w:b w:val="0"/>
+                <w:i w:val="0"/>
+              </w:rPr>
               <w:t>G</w:t>
             </w:r>
           </w:p>
@@ -435,6 +556,10 @@
           <w:p>
             <w:r/>
             <w:r>
+              <w:rPr>
+                <w:b w:val="0"/>
+                <w:i w:val="0"/>
+              </w:rPr>
               <w:t>Primary key</w:t>
             </w:r>
           </w:p>
@@ -446,6 +571,10 @@
           <w:p>
             <w:r/>
             <w:r>
+              <w:rPr>
+                <w:b w:val="0"/>
+                <w:i w:val="0"/>
+              </w:rPr>
               <w:t>7</w:t>
             </w:r>
           </w:p>
@@ -457,6 +586,10 @@
           <w:p>
             <w:r/>
             <w:r>
+              <w:rPr>
+                <w:b w:val="0"/>
+                <w:i w:val="0"/>
+              </w:rPr>
               <w:t>Organising data to reduce redundancy &amp; anomalies</w:t>
             </w:r>
           </w:p>
@@ -470,6 +603,10 @@
           <w:p>
             <w:r/>
             <w:r>
+              <w:rPr>
+                <w:b w:val="0"/>
+                <w:i w:val="0"/>
+              </w:rPr>
               <w:t>H</w:t>
             </w:r>
           </w:p>
@@ -481,6 +618,10 @@
           <w:p>
             <w:r/>
             <w:r>
+              <w:rPr>
+                <w:b w:val="0"/>
+                <w:i w:val="0"/>
+              </w:rPr>
               <w:t>Normalisation</w:t>
             </w:r>
           </w:p>
@@ -492,6 +633,10 @@
           <w:p>
             <w:r/>
             <w:r>
+              <w:rPr>
+                <w:b w:val="0"/>
+                <w:i w:val="0"/>
+              </w:rPr>
               <w:t>8</w:t>
             </w:r>
           </w:p>
@@ -503,6 +648,10 @@
           <w:p>
             <w:r/>
             <w:r>
+              <w:rPr>
+                <w:b w:val="0"/>
+                <w:i w:val="0"/>
+              </w:rPr>
               <w:t>Attribute(s) that uniquely identify each record</w:t>
             </w:r>
           </w:p>
@@ -514,44 +663,16 @@
       <w:r>
         <w:rPr>
           <w:b/>
+          <w:i w:val="0"/>
         </w:rPr>
         <w:t>Answers:</w:t>
       </w:r>
       <w:r>
-        <w:t xml:space="preserve"> A‑</w:t>
-      </w:r>
-      <w:r>
-        <w:rPr>
-          <w:b/>
-        </w:rPr>
-        <w:t xml:space="preserve">  B‑</w:t>
-      </w:r>
-      <w:r>
-        <w:t xml:space="preserve">  C‑</w:t>
-      </w:r>
-      <w:r>
-        <w:rPr>
-          <w:b/>
-        </w:rPr>
-        <w:t xml:space="preserve">  D‑</w:t>
-      </w:r>
-      <w:r>
-        <w:t xml:space="preserve">  E‑</w:t>
-      </w:r>
-      <w:r>
-        <w:rPr>
-          <w:b/>
-        </w:rPr>
-        <w:t xml:space="preserve">  F‑</w:t>
-      </w:r>
-      <w:r>
-        <w:t xml:space="preserve">  G‑</w:t>
-      </w:r>
-      <w:r>
-        <w:rPr>
-          <w:b/>
-        </w:rPr>
-        <w:t xml:space="preserve">  H‑</w:t>
+        <w:rPr>
+          <w:b w:val="0"/>
+          <w:i w:val="0"/>
+        </w:rPr>
+        <w:t xml:space="preserve"> A‑__  B‑__  C‑__  D‑__  E‑__  F‑__  G‑__  H‑__</w:t>
       </w:r>
     </w:p>
     <w:p>
@@ -566,6 +687,10 @@
         <w:pStyle w:val="Heading3"/>
       </w:pPr>
       <w:r>
+        <w:rPr>
+          <w:b w:val="0"/>
+          <w:i w:val="0"/>
+        </w:rPr>
         <w:t>2. Run Length Encoding (RLE)</w:t>
       </w:r>
     </w:p>
@@ -573,19 +698,29 @@
       <w:r>
         <w:rPr>
           <w:b/>
+          <w:i w:val="0"/>
         </w:rPr>
         <w:t>(a) Encode</w:t>
       </w:r>
       <w:r>
+        <w:rPr>
+          <w:b w:val="0"/>
+          <w:i w:val="0"/>
+        </w:rPr>
         <w:t xml:space="preserve"> the following pixel run as RLE pairs of </w:t>
       </w:r>
       <w:r>
         <w:rPr>
+          <w:b w:val="0"/>
           <w:i/>
         </w:rPr>
         <w:t>(value, count)</w:t>
       </w:r>
       <w:r>
+        <w:rPr>
+          <w:b w:val="0"/>
+          <w:i w:val="0"/>
+        </w:rPr>
         <w:t>:</w:t>
       </w:r>
     </w:p>
@@ -603,6 +738,10 @@
     </w:p>
     <w:p>
       <w:r>
+        <w:rPr>
+          <w:b w:val="0"/>
+          <w:i w:val="0"/>
+        </w:rPr>
         <w:t>Working space:</w:t>
       </w:r>
     </w:p>
@@ -610,6 +749,8 @@
       <w:r>
         <w:rPr>
           <w:rFonts w:ascii="Consolas" w:hAnsi="Consolas"/>
+          <w:b w:val="0"/>
+          <w:i w:val="0"/>
           <w:sz w:val="19"/>
         </w:rPr>
         <w:t>_______________________________________________________________</w:t>
@@ -619,6 +760,8 @@
       <w:r>
         <w:rPr>
           <w:rFonts w:ascii="Consolas" w:hAnsi="Consolas"/>
+          <w:b w:val="0"/>
+          <w:i w:val="0"/>
           <w:sz w:val="19"/>
         </w:rPr>
         <w:t>_______________________________________________________________</w:t>
@@ -628,19 +771,29 @@
       <w:r>
         <w:rPr>
           <w:b/>
+          <w:i w:val="0"/>
         </w:rPr>
         <w:t>(b) Decode</w:t>
       </w:r>
       <w:r>
+        <w:rPr>
+          <w:b w:val="0"/>
+          <w:i w:val="0"/>
+        </w:rPr>
         <w:t xml:space="preserve"> this RLE data back into the original sequence. Each pair is </w:t>
       </w:r>
       <w:r>
         <w:rPr>
+          <w:b w:val="0"/>
           <w:i/>
         </w:rPr>
         <w:t>(value, count)</w:t>
       </w:r>
       <w:r>
+        <w:rPr>
+          <w:b w:val="0"/>
+          <w:i w:val="0"/>
+        </w:rPr>
         <w:t>:</w:t>
       </w:r>
     </w:p>
@@ -658,6 +811,10 @@
     </w:p>
     <w:p>
       <w:r>
+        <w:rPr>
+          <w:b w:val="0"/>
+          <w:i w:val="0"/>
+        </w:rPr>
         <w:t>Working space:</w:t>
       </w:r>
     </w:p>
@@ -665,6 +822,8 @@
       <w:r>
         <w:rPr>
           <w:rFonts w:ascii="Consolas" w:hAnsi="Consolas"/>
+          <w:b w:val="0"/>
+          <w:i w:val="0"/>
           <w:sz w:val="19"/>
         </w:rPr>
         <w:t>_______________________________________________________________</w:t>
@@ -674,28 +833,43 @@
       <w:r>
         <w:rPr>
           <w:b/>
+          <w:i w:val="0"/>
         </w:rPr>
         <w:t>(c)</w:t>
       </w:r>
       <w:r>
+        <w:rPr>
+          <w:b w:val="0"/>
+          <w:i w:val="0"/>
+        </w:rPr>
         <w:t xml:space="preserve"> Give </w:t>
       </w:r>
       <w:r>
         <w:rPr>
           <w:b/>
+          <w:i w:val="0"/>
         </w:rPr>
         <w:t>one</w:t>
       </w:r>
       <w:r>
+        <w:rPr>
+          <w:b w:val="0"/>
+          <w:i w:val="0"/>
+        </w:rPr>
         <w:t xml:space="preserve"> type of data for which RLE would </w:t>
       </w:r>
       <w:r>
         <w:rPr>
+          <w:b w:val="0"/>
           <w:i/>
         </w:rPr>
         <w:t>increase</w:t>
       </w:r>
       <w:r>
+        <w:rPr>
+          <w:b w:val="0"/>
+          <w:i w:val="0"/>
+        </w:rPr>
         <w:t xml:space="preserve"> the file size, and say why.</w:t>
       </w:r>
     </w:p>
@@ -703,6 +877,8 @@
       <w:r>
         <w:rPr>
           <w:rFonts w:ascii="Consolas" w:hAnsi="Consolas"/>
+          <w:b w:val="0"/>
+          <w:i w:val="0"/>
           <w:sz w:val="19"/>
         </w:rPr>
         <w:t>_______________________________________________________________</w:t>
@@ -712,6 +888,8 @@
       <w:r>
         <w:rPr>
           <w:rFonts w:ascii="Consolas" w:hAnsi="Consolas"/>
+          <w:b w:val="0"/>
+          <w:i w:val="0"/>
           <w:sz w:val="19"/>
         </w:rPr>
         <w:t>_______________________________________________________________</w:t>
@@ -729,205 +907,107 @@
         <w:pStyle w:val="Heading3"/>
       </w:pPr>
       <w:r>
+        <w:rPr>
+          <w:b w:val="0"/>
+          <w:i w:val="0"/>
+        </w:rPr>
         <w:t>3. Symmetric vs asymmetric encryption — fill in</w:t>
       </w:r>
     </w:p>
     <w:p>
       <w:r>
+        <w:rPr>
+          <w:b w:val="0"/>
+          <w:i w:val="0"/>
+        </w:rPr>
         <w:t>Complete the blanks:</w:t>
       </w:r>
     </w:p>
     <w:p>
       <w:r>
+        <w:rPr>
+          <w:b w:val="0"/>
+          <w:i w:val="0"/>
+        </w:rPr>
         <w:t xml:space="preserve">a) </w:t>
       </w:r>
       <w:r>
         <w:rPr>
           <w:b/>
+          <w:i w:val="0"/>
         </w:rPr>
         <w:t>Symmetric</w:t>
       </w:r>
       <w:r>
-        <w:t xml:space="preserve"> encryption uses the </w:t>
-      </w:r>
-      <w:r>
-        <w:rPr>
-          <w:b/>
-        </w:rPr>
-        <w:t>_</w:t>
-      </w:r>
-      <w:r>
-        <w:rPr>
-          <w:b/>
-        </w:rPr>
-        <w:t>_</w:t>
-      </w:r>
-      <w:r>
-        <w:rPr>
-          <w:b/>
-        </w:rPr>
-        <w:t xml:space="preserve">__ key to encrypt and decrypt. Its main weakness is the </w:t>
-      </w:r>
-      <w:r>
-        <w:rPr>
-          <w:b/>
-        </w:rPr>
-        <w:t>_</w:t>
-      </w:r>
-      <w:r>
-        <w:rPr>
-          <w:b/>
-        </w:rPr>
-        <w:t>_</w:t>
-      </w:r>
-      <w:r>
-        <w:rPr>
-          <w:b/>
-        </w:rPr>
-        <w:t>_</w:t>
-      </w:r>
-      <w:r>
-        <w:rPr>
-          <w:b/>
-        </w:rPr>
-        <w:t>_</w:t>
-      </w:r>
-      <w:r>
-        <w:t xml:space="preserve"> problem.</w:t>
+        <w:rPr>
+          <w:b w:val="0"/>
+          <w:i w:val="0"/>
+        </w:rPr>
+        <w:t xml:space="preserve"> encryption uses the ______________ key to encrypt and decrypt. Its main weakness is the ______________________ problem.</w:t>
       </w:r>
     </w:p>
     <w:p>
       <w:r>
+        <w:rPr>
+          <w:b w:val="0"/>
+          <w:i w:val="0"/>
+        </w:rPr>
         <w:t xml:space="preserve">b) </w:t>
       </w:r>
       <w:r>
         <w:rPr>
           <w:b/>
+          <w:i w:val="0"/>
         </w:rPr>
         <w:t>Asymmetric</w:t>
       </w:r>
       <w:r>
-        <w:t xml:space="preserve"> encryption uses a </w:t>
-      </w:r>
-      <w:r>
-        <w:rPr>
-          <w:b/>
-        </w:rPr>
-        <w:t>_</w:t>
-      </w:r>
-      <w:r>
-        <w:rPr>
-          <w:b/>
-        </w:rPr>
-        <w:t>_</w:t>
-      </w:r>
-      <w:r>
-        <w:rPr>
-          <w:b/>
-        </w:rPr>
-        <w:t xml:space="preserve">__ key (shared openly) and a </w:t>
-      </w:r>
-      <w:r>
-        <w:rPr>
-          <w:b/>
-        </w:rPr>
-        <w:t>_</w:t>
-      </w:r>
-      <w:r>
-        <w:rPr>
-          <w:b/>
-        </w:rPr>
-        <w:t>_</w:t>
-      </w:r>
-      <w:r>
-        <w:t>__ key (kept secret).</w:t>
+        <w:rPr>
+          <w:b w:val="0"/>
+          <w:i w:val="0"/>
+        </w:rPr>
+        <w:t xml:space="preserve"> encryption uses a ______________ key (shared openly) and a ______________ key (kept secret).</w:t>
       </w:r>
     </w:p>
     <w:p>
       <w:r>
+        <w:rPr>
+          <w:b w:val="0"/>
+          <w:i w:val="0"/>
+        </w:rPr>
         <w:t xml:space="preserve">c) Data encrypted with someone's </w:t>
       </w:r>
       <w:r>
         <w:rPr>
           <w:b/>
+          <w:i w:val="0"/>
         </w:rPr>
         <w:t>public</w:t>
       </w:r>
       <w:r>
-        <w:t xml:space="preserve"> key can only be decrypted with their </w:t>
-      </w:r>
-      <w:r>
-        <w:rPr>
-          <w:b/>
-        </w:rPr>
-        <w:t>_</w:t>
-      </w:r>
-      <w:r>
-        <w:rPr>
-          <w:b/>
-        </w:rPr>
-        <w:t>_</w:t>
-      </w:r>
-      <w:r>
-        <w:t>____ key.</w:t>
+        <w:rPr>
+          <w:b w:val="0"/>
+          <w:i w:val="0"/>
+        </w:rPr>
+        <w:t xml:space="preserve"> key can only be decrypted with their ______________ key.</w:t>
       </w:r>
     </w:p>
     <w:p>
       <w:r>
-        <w:t xml:space="preserve">d) Asymmetric is </w:t>
-      </w:r>
-      <w:r>
-        <w:rPr>
-          <w:b/>
-        </w:rPr>
-        <w:t>_</w:t>
-      </w:r>
-      <w:r>
-        <w:rPr>
-          <w:b/>
-        </w:rPr>
-        <w:t>_</w:t>
-      </w:r>
-      <w:r>
-        <w:t>____ (faster / slower) than symmetric.</w:t>
+        <w:rPr>
+          <w:b w:val="0"/>
+          <w:i w:val="0"/>
+        </w:rPr>
+        <w:t>d) Asymmetric is ______________ (faster / slower) than symmetric.</w:t>
       </w:r>
     </w:p>
     <w:p>
       <w:r>
-        <w:t xml:space="preserve">e) HTTPS uses asymmetric encryption to securely exchange a </w:t>
-      </w:r>
-      <w:r>
-        <w:rPr>
-          <w:b/>
-        </w:rPr>
-        <w:t>_</w:t>
-      </w:r>
-      <w:r>
-        <w:rPr>
-          <w:b/>
-        </w:rPr>
-        <w:t>_</w:t>
-      </w:r>
-      <w:r>
-        <w:rPr>
-          <w:b/>
-        </w:rPr>
-        <w:t xml:space="preserve">__ session key, then uses </w:t>
-      </w:r>
-      <w:r>
-        <w:rPr>
-          <w:b/>
-        </w:rPr>
-        <w:t>_</w:t>
-      </w:r>
-      <w:r>
-        <w:rPr>
-          <w:b/>
-        </w:rPr>
-        <w:t>_</w:t>
-      </w:r>
-      <w:r>
-        <w:t>__ encryption for the bulk data because it is faster.</w:t>
+        <w:rPr>
+          <w:b w:val="0"/>
+          <w:i w:val="0"/>
+        </w:rPr>
+        <w:t>e) HTTPS uses asymmetric encryption to securely exchange a ______________ session key, then uses ______________ encryption for the bulk data because it is faster.</w:t>
       </w:r>
     </w:p>
     <w:p>
@@ -942,21 +1022,35 @@
         <w:pStyle w:val="Heading3"/>
       </w:pPr>
       <w:r>
+        <w:rPr>
+          <w:b w:val="0"/>
+          <w:i w:val="0"/>
+        </w:rPr>
         <w:t>4. Normalisation</w:t>
       </w:r>
     </w:p>
     <w:p>
       <w:r>
+        <w:rPr>
+          <w:b w:val="0"/>
+          <w:i w:val="0"/>
+        </w:rPr>
         <w:t xml:space="preserve">An unnormalised </w:t>
       </w:r>
       <w:r>
         <w:rPr>
           <w:rFonts w:ascii="Consolas" w:hAnsi="Consolas"/>
+          <w:b w:val="0"/>
+          <w:i w:val="0"/>
           <w:sz w:val="19"/>
         </w:rPr>
         <w:t>STUDENT_COURSES</w:t>
       </w:r>
       <w:r>
+        <w:rPr>
+          <w:b w:val="0"/>
+          <w:i w:val="0"/>
+        </w:rPr>
         <w:t xml:space="preserve"> table is shown below.</w:t>
       </w:r>
     </w:p>
@@ -988,6 +1082,7 @@
             <w:r>
               <w:rPr>
                 <w:b/>
+                <w:i w:val="0"/>
               </w:rPr>
               <w:t>StudentID</w:t>
             </w:r>
@@ -1007,6 +1102,7 @@
             <w:r>
               <w:rPr>
                 <w:b/>
+                <w:i w:val="0"/>
               </w:rPr>
               <w:t>StudentName</w:t>
             </w:r>
@@ -1026,6 +1122,7 @@
             <w:r>
               <w:rPr>
                 <w:b/>
+                <w:i w:val="0"/>
               </w:rPr>
               <w:t>Courses</w:t>
             </w:r>
@@ -1045,6 +1142,7 @@
             <w:r>
               <w:rPr>
                 <w:b/>
+                <w:i w:val="0"/>
               </w:rPr>
               <w:t>TutorID</w:t>
             </w:r>
@@ -1064,6 +1162,7 @@
             <w:r>
               <w:rPr>
                 <w:b/>
+                <w:i w:val="0"/>
               </w:rPr>
               <w:t>TutorName</w:t>
             </w:r>
@@ -1078,6 +1177,10 @@
           <w:p>
             <w:r/>
             <w:r>
+              <w:rPr>
+                <w:b w:val="0"/>
+                <w:i w:val="0"/>
+              </w:rPr>
               <w:t>S01</w:t>
             </w:r>
           </w:p>
@@ -1089,6 +1192,10 @@
           <w:p>
             <w:r/>
             <w:r>
+              <w:rPr>
+                <w:b w:val="0"/>
+                <w:i w:val="0"/>
+              </w:rPr>
               <w:t>Amy Khan</w:t>
             </w:r>
           </w:p>
@@ -1100,6 +1207,10 @@
           <w:p>
             <w:r/>
             <w:r>
+              <w:rPr>
+                <w:b w:val="0"/>
+                <w:i w:val="0"/>
+              </w:rPr>
               <w:t>Maths, Physics</w:t>
             </w:r>
           </w:p>
@@ -1111,6 +1222,10 @@
           <w:p>
             <w:r/>
             <w:r>
+              <w:rPr>
+                <w:b w:val="0"/>
+                <w:i w:val="0"/>
+              </w:rPr>
               <w:t>T1</w:t>
             </w:r>
           </w:p>
@@ -1122,6 +1237,10 @@
           <w:p>
             <w:r/>
             <w:r>
+              <w:rPr>
+                <w:b w:val="0"/>
+                <w:i w:val="0"/>
+              </w:rPr>
               <w:t>Mr Bell</w:t>
             </w:r>
           </w:p>
@@ -1135,6 +1254,10 @@
           <w:p>
             <w:r/>
             <w:r>
+              <w:rPr>
+                <w:b w:val="0"/>
+                <w:i w:val="0"/>
+              </w:rPr>
               <w:t>S02</w:t>
             </w:r>
           </w:p>
@@ -1146,6 +1269,10 @@
           <w:p>
             <w:r/>
             <w:r>
+              <w:rPr>
+                <w:b w:val="0"/>
+                <w:i w:val="0"/>
+              </w:rPr>
               <w:t>Ben Cole</w:t>
             </w:r>
           </w:p>
@@ -1157,6 +1284,10 @@
           <w:p>
             <w:r/>
             <w:r>
+              <w:rPr>
+                <w:b w:val="0"/>
+                <w:i w:val="0"/>
+              </w:rPr>
               <w:t>Maths</w:t>
             </w:r>
           </w:p>
@@ -1168,6 +1299,10 @@
           <w:p>
             <w:r/>
             <w:r>
+              <w:rPr>
+                <w:b w:val="0"/>
+                <w:i w:val="0"/>
+              </w:rPr>
               <w:t>T1</w:t>
             </w:r>
           </w:p>
@@ -1179,6 +1314,10 @@
           <w:p>
             <w:r/>
             <w:r>
+              <w:rPr>
+                <w:b w:val="0"/>
+                <w:i w:val="0"/>
+              </w:rPr>
               <w:t>Mr Bell</w:t>
             </w:r>
           </w:p>
@@ -1192,6 +1331,10 @@
           <w:p>
             <w:r/>
             <w:r>
+              <w:rPr>
+                <w:b w:val="0"/>
+                <w:i w:val="0"/>
+              </w:rPr>
               <w:t>S03</w:t>
             </w:r>
           </w:p>
@@ -1203,6 +1346,10 @@
           <w:p>
             <w:r/>
             <w:r>
+              <w:rPr>
+                <w:b w:val="0"/>
+                <w:i w:val="0"/>
+              </w:rPr>
               <w:t>Cara Lee</w:t>
             </w:r>
           </w:p>
@@ -1214,6 +1361,10 @@
           <w:p>
             <w:r/>
             <w:r>
+              <w:rPr>
+                <w:b w:val="0"/>
+                <w:i w:val="0"/>
+              </w:rPr>
               <w:t>Physics, Chemistry</w:t>
             </w:r>
           </w:p>
@@ -1225,6 +1376,10 @@
           <w:p>
             <w:r/>
             <w:r>
+              <w:rPr>
+                <w:b w:val="0"/>
+                <w:i w:val="0"/>
+              </w:rPr>
               <w:t>T2</w:t>
             </w:r>
           </w:p>
@@ -1236,6 +1391,10 @@
           <w:p>
             <w:r/>
             <w:r>
+              <w:rPr>
+                <w:b w:val="0"/>
+                <w:i w:val="0"/>
+              </w:rPr>
               <w:t>Ms Frost</w:t>
             </w:r>
           </w:p>
@@ -1247,28 +1406,43 @@
       <w:r>
         <w:rPr>
           <w:b/>
+          <w:i w:val="0"/>
         </w:rPr>
         <w:t>(a)</w:t>
       </w:r>
       <w:r>
+        <w:rPr>
+          <w:b w:val="0"/>
+          <w:i w:val="0"/>
+        </w:rPr>
         <w:t xml:space="preserve"> State </w:t>
       </w:r>
       <w:r>
         <w:rPr>
           <w:b/>
+          <w:i w:val="0"/>
         </w:rPr>
         <w:t>one</w:t>
       </w:r>
       <w:r>
+        <w:rPr>
+          <w:b w:val="0"/>
+          <w:i w:val="0"/>
+        </w:rPr>
         <w:t xml:space="preserve"> repeating group that breaks </w:t>
       </w:r>
       <w:r>
         <w:rPr>
           <w:b/>
+          <w:i w:val="0"/>
         </w:rPr>
         <w:t>1NF</w:t>
       </w:r>
       <w:r>
+        <w:rPr>
+          <w:b w:val="0"/>
+          <w:i w:val="0"/>
+        </w:rPr>
         <w:t>, and explain how to fix it.</w:t>
       </w:r>
     </w:p>
@@ -1276,6 +1450,8 @@
       <w:r>
         <w:rPr>
           <w:rFonts w:ascii="Consolas" w:hAnsi="Consolas"/>
+          <w:b w:val="0"/>
+          <w:i w:val="0"/>
           <w:sz w:val="19"/>
         </w:rPr>
         <w:t>_______________________________________________________________</w:t>
@@ -1285,6 +1461,8 @@
       <w:r>
         <w:rPr>
           <w:rFonts w:ascii="Consolas" w:hAnsi="Consolas"/>
+          <w:b w:val="0"/>
+          <w:i w:val="0"/>
           <w:sz w:val="19"/>
         </w:rPr>
         <w:t>_______________________________________________________________</w:t>
@@ -1294,30 +1472,47 @@
       <w:r>
         <w:rPr>
           <w:b/>
+          <w:i w:val="0"/>
         </w:rPr>
         <w:t>(b)</w:t>
       </w:r>
       <w:r>
+        <w:rPr>
+          <w:b w:val="0"/>
+          <w:i w:val="0"/>
+        </w:rPr>
         <w:t xml:space="preserve"> The </w:t>
       </w:r>
       <w:r>
         <w:rPr>
           <w:rFonts w:ascii="Consolas" w:hAnsi="Consolas"/>
+          <w:b w:val="0"/>
+          <w:i w:val="0"/>
           <w:sz w:val="19"/>
         </w:rPr>
         <w:t>TutorName</w:t>
       </w:r>
       <w:r>
+        <w:rPr>
+          <w:b w:val="0"/>
+          <w:i w:val="0"/>
+        </w:rPr>
         <w:t xml:space="preserve"> depends on </w:t>
       </w:r>
       <w:r>
         <w:rPr>
           <w:rFonts w:ascii="Consolas" w:hAnsi="Consolas"/>
+          <w:b w:val="0"/>
+          <w:i w:val="0"/>
           <w:sz w:val="19"/>
         </w:rPr>
         <w:t>TutorID</w:t>
       </w:r>
       <w:r>
+        <w:rPr>
+          <w:b w:val="0"/>
+          <w:i w:val="0"/>
+        </w:rPr>
         <w:t>, not on the student. What type of dependency is this, and which normal form does it break?</w:t>
       </w:r>
     </w:p>
@@ -1325,6 +1520,8 @@
       <w:r>
         <w:rPr>
           <w:rFonts w:ascii="Consolas" w:hAnsi="Consolas"/>
+          <w:b w:val="0"/>
+          <w:i w:val="0"/>
           <w:sz w:val="19"/>
         </w:rPr>
         <w:t>_______________________________________________________________</w:t>
@@ -1334,302 +1531,158 @@
       <w:r>
         <w:rPr>
           <w:b/>
+          <w:i w:val="0"/>
         </w:rPr>
         <w:t>(c)</w:t>
       </w:r>
       <w:r>
+        <w:rPr>
+          <w:b w:val="0"/>
+          <w:i w:val="0"/>
+        </w:rPr>
         <w:t xml:space="preserve"> Redesign the data into </w:t>
       </w:r>
       <w:r>
         <w:rPr>
           <w:b/>
+          <w:i w:val="0"/>
         </w:rPr>
         <w:t>3NF</w:t>
       </w:r>
       <w:r>
+        <w:rPr>
+          <w:b w:val="0"/>
+          <w:i w:val="0"/>
+        </w:rPr>
         <w:t xml:space="preserve">. Sketch the tables (table name + columns). Underline the </w:t>
       </w:r>
       <w:r>
         <w:rPr>
           <w:b/>
+          <w:i w:val="0"/>
         </w:rPr>
         <w:t>primary key</w:t>
       </w:r>
       <w:r>
+        <w:rPr>
+          <w:b w:val="0"/>
+          <w:i w:val="0"/>
+        </w:rPr>
         <w:t xml:space="preserve"> in each and mark any </w:t>
       </w:r>
       <w:r>
         <w:rPr>
           <w:b/>
+          <w:i w:val="0"/>
         </w:rPr>
         <w:t>foreign key</w:t>
       </w:r>
       <w:r>
+        <w:rPr>
+          <w:b w:val="0"/>
+          <w:i w:val="0"/>
+        </w:rPr>
         <w:t xml:space="preserve"> with (FK).</w:t>
       </w:r>
     </w:p>
     <w:p>
       <w:r>
+        <w:rPr>
+          <w:b w:val="0"/>
+          <w:i w:val="0"/>
+        </w:rPr>
         <w:t xml:space="preserve">Table 1: </w:t>
       </w:r>
       <w:r>
         <w:rPr>
           <w:rFonts w:ascii="Consolas" w:hAnsi="Consolas"/>
+          <w:b w:val="0"/>
+          <w:i w:val="0"/>
           <w:sz w:val="19"/>
         </w:rPr>
         <w:t>____________________</w:t>
       </w:r>
       <w:r>
-        <w:t xml:space="preserve"> ( </w:t>
-      </w:r>
-      <w:r>
-        <w:rPr>
-          <w:b/>
-        </w:rPr>
-        <w:t>_</w:t>
-      </w:r>
-      <w:r>
-        <w:rPr>
-          <w:b/>
-        </w:rPr>
-        <w:t>_</w:t>
-      </w:r>
-      <w:r>
-        <w:rPr>
-          <w:b/>
-        </w:rPr>
-        <w:t>_</w:t>
-      </w:r>
-      <w:r>
-        <w:rPr>
-          <w:b/>
-        </w:rPr>
-        <w:t>_</w:t>
-      </w:r>
-      <w:r>
-        <w:rPr>
-          <w:b/>
-        </w:rPr>
-        <w:t>_</w:t>
-      </w:r>
-      <w:r>
-        <w:rPr>
-          <w:b/>
-        </w:rPr>
-        <w:t>_</w:t>
-      </w:r>
-      <w:r>
-        <w:rPr>
-          <w:b/>
-        </w:rPr>
-        <w:t>_</w:t>
-      </w:r>
-      <w:r>
-        <w:rPr>
-          <w:b/>
-        </w:rPr>
-        <w:t>_</w:t>
-      </w:r>
-      <w:r>
-        <w:t>___ )</w:t>
+        <w:rPr>
+          <w:b w:val="0"/>
+          <w:i w:val="0"/>
+        </w:rPr>
+        <w:t xml:space="preserve"> ( ___________________________________________ )</w:t>
       </w:r>
     </w:p>
     <w:p>
       <w:r>
+        <w:rPr>
+          <w:b w:val="0"/>
+          <w:i w:val="0"/>
+        </w:rPr>
         <w:t xml:space="preserve">Table 2: </w:t>
       </w:r>
       <w:r>
         <w:rPr>
           <w:rFonts w:ascii="Consolas" w:hAnsi="Consolas"/>
+          <w:b w:val="0"/>
+          <w:i w:val="0"/>
           <w:sz w:val="19"/>
         </w:rPr>
         <w:t>____________________</w:t>
       </w:r>
       <w:r>
-        <w:t xml:space="preserve"> ( </w:t>
-      </w:r>
-      <w:r>
-        <w:rPr>
-          <w:b/>
-        </w:rPr>
-        <w:t>_</w:t>
-      </w:r>
-      <w:r>
-        <w:rPr>
-          <w:b/>
-        </w:rPr>
-        <w:t>_</w:t>
-      </w:r>
-      <w:r>
-        <w:rPr>
-          <w:b/>
-        </w:rPr>
-        <w:t>_</w:t>
-      </w:r>
-      <w:r>
-        <w:rPr>
-          <w:b/>
-        </w:rPr>
-        <w:t>_</w:t>
-      </w:r>
-      <w:r>
-        <w:rPr>
-          <w:b/>
-        </w:rPr>
-        <w:t>_</w:t>
-      </w:r>
-      <w:r>
-        <w:rPr>
-          <w:b/>
-        </w:rPr>
-        <w:t>_</w:t>
-      </w:r>
-      <w:r>
-        <w:rPr>
-          <w:b/>
-        </w:rPr>
-        <w:t>_</w:t>
-      </w:r>
-      <w:r>
-        <w:rPr>
-          <w:b/>
-        </w:rPr>
-        <w:t>_</w:t>
-      </w:r>
-      <w:r>
-        <w:t>___ )</w:t>
+        <w:rPr>
+          <w:b w:val="0"/>
+          <w:i w:val="0"/>
+        </w:rPr>
+        <w:t xml:space="preserve"> ( ___________________________________________ )</w:t>
       </w:r>
     </w:p>
     <w:p>
       <w:r>
+        <w:rPr>
+          <w:b w:val="0"/>
+          <w:i w:val="0"/>
+        </w:rPr>
         <w:t xml:space="preserve">Table 3: </w:t>
       </w:r>
       <w:r>
         <w:rPr>
           <w:rFonts w:ascii="Consolas" w:hAnsi="Consolas"/>
+          <w:b w:val="0"/>
+          <w:i w:val="0"/>
           <w:sz w:val="19"/>
         </w:rPr>
         <w:t>____________________</w:t>
       </w:r>
       <w:r>
-        <w:t xml:space="preserve"> ( </w:t>
-      </w:r>
-      <w:r>
-        <w:rPr>
-          <w:b/>
-        </w:rPr>
-        <w:t>_</w:t>
-      </w:r>
-      <w:r>
-        <w:rPr>
-          <w:b/>
-        </w:rPr>
-        <w:t>_</w:t>
-      </w:r>
-      <w:r>
-        <w:rPr>
-          <w:b/>
-        </w:rPr>
-        <w:t>_</w:t>
-      </w:r>
-      <w:r>
-        <w:rPr>
-          <w:b/>
-        </w:rPr>
-        <w:t>_</w:t>
-      </w:r>
-      <w:r>
-        <w:rPr>
-          <w:b/>
-        </w:rPr>
-        <w:t>_</w:t>
-      </w:r>
-      <w:r>
-        <w:rPr>
-          <w:b/>
-        </w:rPr>
-        <w:t>_</w:t>
-      </w:r>
-      <w:r>
-        <w:rPr>
-          <w:b/>
-        </w:rPr>
-        <w:t>_</w:t>
-      </w:r>
-      <w:r>
-        <w:rPr>
-          <w:b/>
-        </w:rPr>
-        <w:t>_</w:t>
-      </w:r>
-      <w:r>
-        <w:t>___ )</w:t>
+        <w:rPr>
+          <w:b w:val="0"/>
+          <w:i w:val="0"/>
+        </w:rPr>
+        <w:t xml:space="preserve"> ( ___________________________________________ )</w:t>
       </w:r>
     </w:p>
     <w:p>
       <w:r>
+        <w:rPr>
+          <w:b w:val="0"/>
+          <w:i w:val="0"/>
+        </w:rPr>
         <w:t xml:space="preserve">Table 4 (if needed): </w:t>
       </w:r>
       <w:r>
         <w:rPr>
           <w:rFonts w:ascii="Consolas" w:hAnsi="Consolas"/>
+          <w:b w:val="0"/>
+          <w:i w:val="0"/>
           <w:sz w:val="19"/>
         </w:rPr>
         <w:t>____________________</w:t>
       </w:r>
       <w:r>
-        <w:t xml:space="preserve"> ( </w:t>
-      </w:r>
-      <w:r>
-        <w:rPr>
-          <w:b/>
-        </w:rPr>
-        <w:t>_</w:t>
-      </w:r>
-      <w:r>
-        <w:rPr>
-          <w:b/>
-        </w:rPr>
-        <w:t>_</w:t>
-      </w:r>
-      <w:r>
-        <w:rPr>
-          <w:b/>
-        </w:rPr>
-        <w:t>_</w:t>
-      </w:r>
-      <w:r>
-        <w:rPr>
-          <w:b/>
-        </w:rPr>
-        <w:t>_</w:t>
-      </w:r>
-      <w:r>
-        <w:rPr>
-          <w:b/>
-        </w:rPr>
-        <w:t>_</w:t>
-      </w:r>
-      <w:r>
-        <w:rPr>
-          <w:b/>
-        </w:rPr>
-        <w:t>_</w:t>
-      </w:r>
-      <w:r>
-        <w:rPr>
-          <w:b/>
-        </w:rPr>
-        <w:t>_</w:t>
-      </w:r>
-      <w:r>
-        <w:rPr>
-          <w:b/>
-        </w:rPr>
-        <w:t>_</w:t>
-      </w:r>
-      <w:r>
-        <w:t>___ )</w:t>
+        <w:rPr>
+          <w:b w:val="0"/>
+          <w:i w:val="0"/>
+        </w:rPr>
+        <w:t xml:space="preserve"> ( ___________________________________________ )</w:t>
       </w:r>
     </w:p>
     <w:p>
@@ -1644,31 +1697,51 @@
         <w:pStyle w:val="Heading3"/>
       </w:pPr>
       <w:r>
+        <w:rPr>
+          <w:b w:val="0"/>
+          <w:i w:val="0"/>
+        </w:rPr>
         <w:t>5. Write the SQL</w:t>
       </w:r>
     </w:p>
     <w:p>
       <w:r>
+        <w:rPr>
+          <w:b w:val="0"/>
+          <w:i w:val="0"/>
+        </w:rPr>
         <w:t xml:space="preserve">Use these tables: </w:t>
       </w:r>
       <w:r>
         <w:rPr>
           <w:rFonts w:ascii="Consolas" w:hAnsi="Consolas"/>
+          <w:b w:val="0"/>
+          <w:i w:val="0"/>
           <w:sz w:val="19"/>
         </w:rPr>
         <w:t>Student(StudentID, Name, TutorID, YearGroup)</w:t>
       </w:r>
       <w:r>
+        <w:rPr>
+          <w:b w:val="0"/>
+          <w:i w:val="0"/>
+        </w:rPr>
         <w:t xml:space="preserve"> and </w:t>
       </w:r>
       <w:r>
         <w:rPr>
           <w:rFonts w:ascii="Consolas" w:hAnsi="Consolas"/>
+          <w:b w:val="0"/>
+          <w:i w:val="0"/>
           <w:sz w:val="19"/>
         </w:rPr>
         <w:t>Tutor(TutorID, TutorName)</w:t>
       </w:r>
       <w:r>
+        <w:rPr>
+          <w:b w:val="0"/>
+          <w:i w:val="0"/>
+        </w:rPr>
         <w:t>.</w:t>
       </w:r>
     </w:p>
@@ -1676,28 +1749,43 @@
       <w:r>
         <w:rPr>
           <w:b/>
+          <w:i w:val="0"/>
         </w:rPr>
         <w:t>(a)</w:t>
       </w:r>
       <w:r>
+        <w:rPr>
+          <w:b w:val="0"/>
+          <w:i w:val="0"/>
+        </w:rPr>
         <w:t xml:space="preserve"> Return the </w:t>
       </w:r>
       <w:r>
         <w:rPr>
           <w:b/>
+          <w:i w:val="0"/>
         </w:rPr>
         <w:t>Name</w:t>
       </w:r>
       <w:r>
+        <w:rPr>
+          <w:b w:val="0"/>
+          <w:i w:val="0"/>
+        </w:rPr>
         <w:t xml:space="preserve"> and </w:t>
       </w:r>
       <w:r>
         <w:rPr>
           <w:b/>
+          <w:i w:val="0"/>
         </w:rPr>
         <w:t>YearGroup</w:t>
       </w:r>
       <w:r>
+        <w:rPr>
+          <w:b w:val="0"/>
+          <w:i w:val="0"/>
+        </w:rPr>
         <w:t xml:space="preserve"> of every student in Year 12, sorted by Name (A–Z).</w:t>
       </w:r>
     </w:p>
@@ -1705,6 +1793,8 @@
       <w:r>
         <w:rPr>
           <w:rFonts w:ascii="Consolas" w:hAnsi="Consolas"/>
+          <w:b w:val="0"/>
+          <w:i w:val="0"/>
           <w:sz w:val="19"/>
         </w:rPr>
         <w:t>_______________________________________________________________</w:t>
@@ -1714,6 +1804,8 @@
       <w:r>
         <w:rPr>
           <w:rFonts w:ascii="Consolas" w:hAnsi="Consolas"/>
+          <w:b w:val="0"/>
+          <w:i w:val="0"/>
           <w:sz w:val="19"/>
         </w:rPr>
         <w:t>_______________________________________________________________</w:t>
@@ -1723,28 +1815,43 @@
       <w:r>
         <w:rPr>
           <w:b/>
+          <w:i w:val="0"/>
         </w:rPr>
         <w:t>(b)</w:t>
       </w:r>
       <w:r>
+        <w:rPr>
+          <w:b w:val="0"/>
+          <w:i w:val="0"/>
+        </w:rPr>
         <w:t xml:space="preserve"> Return each student's </w:t>
       </w:r>
       <w:r>
         <w:rPr>
           <w:b/>
+          <w:i w:val="0"/>
         </w:rPr>
         <w:t>Name</w:t>
       </w:r>
       <w:r>
+        <w:rPr>
+          <w:b w:val="0"/>
+          <w:i w:val="0"/>
+        </w:rPr>
         <w:t xml:space="preserve"> alongside their </w:t>
       </w:r>
       <w:r>
         <w:rPr>
           <w:b/>
+          <w:i w:val="0"/>
         </w:rPr>
         <w:t>TutorName</w:t>
       </w:r>
       <w:r>
+        <w:rPr>
+          <w:b w:val="0"/>
+          <w:i w:val="0"/>
+        </w:rPr>
         <w:t xml:space="preserve"> (join the two tables on TutorID).</w:t>
       </w:r>
     </w:p>
@@ -1752,6 +1859,8 @@
       <w:r>
         <w:rPr>
           <w:rFonts w:ascii="Consolas" w:hAnsi="Consolas"/>
+          <w:b w:val="0"/>
+          <w:i w:val="0"/>
           <w:sz w:val="19"/>
         </w:rPr>
         <w:t>_______________________________________________________________</w:t>
@@ -1761,6 +1870,8 @@
       <w:r>
         <w:rPr>
           <w:rFonts w:ascii="Consolas" w:hAnsi="Consolas"/>
+          <w:b w:val="0"/>
+          <w:i w:val="0"/>
           <w:sz w:val="19"/>
         </w:rPr>
         <w:t>_______________________________________________________________</w:t>
@@ -1770,29 +1881,45 @@
       <w:r>
         <w:rPr>
           <w:b/>
+          <w:i w:val="0"/>
         </w:rPr>
         <w:t>(c)</w:t>
       </w:r>
       <w:r>
+        <w:rPr>
+          <w:b w:val="0"/>
+          <w:i w:val="0"/>
+        </w:rPr>
         <w:t xml:space="preserve"> Change the </w:t>
       </w:r>
       <w:r>
         <w:rPr>
           <w:b/>
+          <w:i w:val="0"/>
         </w:rPr>
         <w:t>YearGroup</w:t>
       </w:r>
       <w:r>
+        <w:rPr>
+          <w:b w:val="0"/>
+          <w:i w:val="0"/>
+        </w:rPr>
         <w:t xml:space="preserve"> to 13 for the student whose StudentID is </w:t>
       </w:r>
       <w:r>
         <w:rPr>
           <w:rFonts w:ascii="Consolas" w:hAnsi="Consolas"/>
+          <w:b w:val="0"/>
+          <w:i w:val="0"/>
           <w:sz w:val="19"/>
         </w:rPr>
         <w:t>S01</w:t>
       </w:r>
       <w:r>
+        <w:rPr>
+          <w:b w:val="0"/>
+          <w:i w:val="0"/>
+        </w:rPr>
         <w:t>.</w:t>
       </w:r>
     </w:p>
@@ -1800,6 +1927,8 @@
       <w:r>
         <w:rPr>
           <w:rFonts w:ascii="Consolas" w:hAnsi="Consolas"/>
+          <w:b w:val="0"/>
+          <w:i w:val="0"/>
           <w:sz w:val="19"/>
         </w:rPr>
         <w:t>_______________________________________________________________</w:t>
@@ -1817,11 +1946,19 @@
         <w:pStyle w:val="Heading3"/>
       </w:pPr>
       <w:r>
+        <w:rPr>
+          <w:b w:val="0"/>
+          <w:i w:val="0"/>
+        </w:rPr>
         <w:t>6. TCP/IP layer matching</w:t>
       </w:r>
     </w:p>
     <w:p>
       <w:r>
+        <w:rPr>
+          <w:b w:val="0"/>
+          <w:i w:val="0"/>
+        </w:rPr>
         <w:t>Write each protocol in the row of the layer it belongs to.</w:t>
       </w:r>
     </w:p>
@@ -1829,85 +1966,134 @@
       <w:r>
         <w:rPr>
           <w:b/>
+          <w:i w:val="0"/>
         </w:rPr>
         <w:t>Protocols:</w:t>
       </w:r>
       <w:r>
+        <w:rPr>
+          <w:b w:val="0"/>
+          <w:i w:val="0"/>
+        </w:rPr>
         <w:t xml:space="preserve"> </w:t>
       </w:r>
       <w:r>
         <w:rPr>
           <w:rFonts w:ascii="Consolas" w:hAnsi="Consolas"/>
+          <w:b w:val="0"/>
+          <w:i w:val="0"/>
           <w:sz w:val="19"/>
         </w:rPr>
         <w:t>HTTP</w:t>
       </w:r>
       <w:r>
+        <w:rPr>
+          <w:b w:val="0"/>
+          <w:i w:val="0"/>
+        </w:rPr>
         <w:t xml:space="preserve">, </w:t>
       </w:r>
       <w:r>
         <w:rPr>
           <w:rFonts w:ascii="Consolas" w:hAnsi="Consolas"/>
+          <w:b w:val="0"/>
+          <w:i w:val="0"/>
           <w:sz w:val="19"/>
         </w:rPr>
         <w:t>TCP</w:t>
       </w:r>
       <w:r>
+        <w:rPr>
+          <w:b w:val="0"/>
+          <w:i w:val="0"/>
+        </w:rPr>
         <w:t xml:space="preserve">, </w:t>
       </w:r>
       <w:r>
         <w:rPr>
           <w:rFonts w:ascii="Consolas" w:hAnsi="Consolas"/>
+          <w:b w:val="0"/>
+          <w:i w:val="0"/>
           <w:sz w:val="19"/>
         </w:rPr>
         <w:t>IP</w:t>
       </w:r>
       <w:r>
+        <w:rPr>
+          <w:b w:val="0"/>
+          <w:i w:val="0"/>
+        </w:rPr>
         <w:t xml:space="preserve">, </w:t>
       </w:r>
       <w:r>
         <w:rPr>
           <w:rFonts w:ascii="Consolas" w:hAnsi="Consolas"/>
+          <w:b w:val="0"/>
+          <w:i w:val="0"/>
           <w:sz w:val="19"/>
         </w:rPr>
         <w:t>Ethernet</w:t>
       </w:r>
       <w:r>
+        <w:rPr>
+          <w:b w:val="0"/>
+          <w:i w:val="0"/>
+        </w:rPr>
         <w:t xml:space="preserve">, </w:t>
       </w:r>
       <w:r>
         <w:rPr>
           <w:rFonts w:ascii="Consolas" w:hAnsi="Consolas"/>
+          <w:b w:val="0"/>
+          <w:i w:val="0"/>
           <w:sz w:val="19"/>
         </w:rPr>
         <w:t>SMTP</w:t>
       </w:r>
       <w:r>
+        <w:rPr>
+          <w:b w:val="0"/>
+          <w:i w:val="0"/>
+        </w:rPr>
         <w:t xml:space="preserve">, </w:t>
       </w:r>
       <w:r>
         <w:rPr>
           <w:rFonts w:ascii="Consolas" w:hAnsi="Consolas"/>
+          <w:b w:val="0"/>
+          <w:i w:val="0"/>
           <w:sz w:val="19"/>
         </w:rPr>
         <w:t>UDP</w:t>
       </w:r>
       <w:r>
+        <w:rPr>
+          <w:b w:val="0"/>
+          <w:i w:val="0"/>
+        </w:rPr>
         <w:t xml:space="preserve">, </w:t>
       </w:r>
       <w:r>
         <w:rPr>
           <w:rFonts w:ascii="Consolas" w:hAnsi="Consolas"/>
+          <w:b w:val="0"/>
+          <w:i w:val="0"/>
           <w:sz w:val="19"/>
         </w:rPr>
         <w:t>Wi-Fi</w:t>
       </w:r>
       <w:r>
+        <w:rPr>
+          <w:b w:val="0"/>
+          <w:i w:val="0"/>
+        </w:rPr>
         <w:t xml:space="preserve">, </w:t>
       </w:r>
       <w:r>
         <w:rPr>
           <w:rFonts w:ascii="Consolas" w:hAnsi="Consolas"/>
+          <w:b w:val="0"/>
+          <w:i w:val="0"/>
           <w:sz w:val="19"/>
         </w:rPr>
         <w:t>FTP</w:t>
@@ -1938,6 +2124,7 @@
             <w:r>
               <w:rPr>
                 <w:b/>
+                <w:i w:val="0"/>
               </w:rPr>
               <w:t>TCP/IP layer</w:t>
             </w:r>
@@ -1957,6 +2144,7 @@
             <w:r>
               <w:rPr>
                 <w:b/>
+                <w:i w:val="0"/>
               </w:rPr>
               <w:t>Protocol(s)</w:t>
             </w:r>
@@ -1971,6 +2159,10 @@
           <w:p>
             <w:r/>
             <w:r>
+              <w:rPr>
+                <w:b w:val="0"/>
+                <w:i w:val="0"/>
+              </w:rPr>
               <w:t>Application</w:t>
             </w:r>
           </w:p>
@@ -1983,44 +2175,10 @@
             <w:r/>
             <w:r>
               <w:rPr>
-                <w:b/>
+                <w:b w:val="0"/>
+                <w:i w:val="0"/>
               </w:rPr>
-              <w:t>_</w:t>
-            </w:r>
-            <w:r>
-              <w:rPr>
-                <w:b/>
-              </w:rPr>
-              <w:t>_</w:t>
-            </w:r>
-            <w:r>
-              <w:rPr>
-                <w:b/>
-              </w:rPr>
-              <w:t>_</w:t>
-            </w:r>
-            <w:r>
-              <w:rPr>
-                <w:b/>
-              </w:rPr>
-              <w:t>_</w:t>
-            </w:r>
-            <w:r>
-              <w:rPr>
-                <w:b/>
-              </w:rPr>
-              <w:t>_</w:t>
-            </w:r>
-            <w:r>
-              <w:rPr>
-                <w:b/>
-              </w:rPr>
-              <w:t>_</w:t>
-            </w:r>
-            <w:r>
-              <w:rPr>
-                <w:b/>
-              </w:rPr>
+              <w:t>_________________________________</w:t>
             </w:r>
           </w:p>
         </w:tc>
@@ -2033,6 +2191,10 @@
           <w:p>
             <w:r/>
             <w:r>
+              <w:rPr>
+                <w:b w:val="0"/>
+                <w:i w:val="0"/>
+              </w:rPr>
               <w:t>Transport</w:t>
             </w:r>
           </w:p>
@@ -2045,44 +2207,10 @@
             <w:r/>
             <w:r>
               <w:rPr>
-                <w:b/>
+                <w:b w:val="0"/>
+                <w:i w:val="0"/>
               </w:rPr>
-              <w:t>_</w:t>
-            </w:r>
-            <w:r>
-              <w:rPr>
-                <w:b/>
-              </w:rPr>
-              <w:t>_</w:t>
-            </w:r>
-            <w:r>
-              <w:rPr>
-                <w:b/>
-              </w:rPr>
-              <w:t>_</w:t>
-            </w:r>
-            <w:r>
-              <w:rPr>
-                <w:b/>
-              </w:rPr>
-              <w:t>_</w:t>
-            </w:r>
-            <w:r>
-              <w:rPr>
-                <w:b/>
-              </w:rPr>
-              <w:t>_</w:t>
-            </w:r>
-            <w:r>
-              <w:rPr>
-                <w:b/>
-              </w:rPr>
-              <w:t>_</w:t>
-            </w:r>
-            <w:r>
-              <w:rPr>
-                <w:b/>
-              </w:rPr>
+              <w:t>_________________________________</w:t>
             </w:r>
           </w:p>
         </w:tc>
@@ -2095,6 +2223,10 @@
           <w:p>
             <w:r/>
             <w:r>
+              <w:rPr>
+                <w:b w:val="0"/>
+                <w:i w:val="0"/>
+              </w:rPr>
               <w:t>Network / Internet</w:t>
             </w:r>
           </w:p>
@@ -2107,44 +2239,10 @@
             <w:r/>
             <w:r>
               <w:rPr>
-                <w:b/>
+                <w:b w:val="0"/>
+                <w:i w:val="0"/>
               </w:rPr>
-              <w:t>_</w:t>
-            </w:r>
-            <w:r>
-              <w:rPr>
-                <w:b/>
-              </w:rPr>
-              <w:t>_</w:t>
-            </w:r>
-            <w:r>
-              <w:rPr>
-                <w:b/>
-              </w:rPr>
-              <w:t>_</w:t>
-            </w:r>
-            <w:r>
-              <w:rPr>
-                <w:b/>
-              </w:rPr>
-              <w:t>_</w:t>
-            </w:r>
-            <w:r>
-              <w:rPr>
-                <w:b/>
-              </w:rPr>
-              <w:t>_</w:t>
-            </w:r>
-            <w:r>
-              <w:rPr>
-                <w:b/>
-              </w:rPr>
-              <w:t>_</w:t>
-            </w:r>
-            <w:r>
-              <w:rPr>
-                <w:b/>
-              </w:rPr>
+              <w:t>_________________________________</w:t>
             </w:r>
           </w:p>
         </w:tc>
@@ -2157,6 +2255,10 @@
           <w:p>
             <w:r/>
             <w:r>
+              <w:rPr>
+                <w:b w:val="0"/>
+                <w:i w:val="0"/>
+              </w:rPr>
               <w:t>Link / Data link</w:t>
             </w:r>
           </w:p>
@@ -2169,44 +2271,10 @@
             <w:r/>
             <w:r>
               <w:rPr>
-                <w:b/>
+                <w:b w:val="0"/>
+                <w:i w:val="0"/>
               </w:rPr>
-              <w:t>_</w:t>
-            </w:r>
-            <w:r>
-              <w:rPr>
-                <w:b/>
-              </w:rPr>
-              <w:t>_</w:t>
-            </w:r>
-            <w:r>
-              <w:rPr>
-                <w:b/>
-              </w:rPr>
-              <w:t>_</w:t>
-            </w:r>
-            <w:r>
-              <w:rPr>
-                <w:b/>
-              </w:rPr>
-              <w:t>_</w:t>
-            </w:r>
-            <w:r>
-              <w:rPr>
-                <w:b/>
-              </w:rPr>
-              <w:t>_</w:t>
-            </w:r>
-            <w:r>
-              <w:rPr>
-                <w:b/>
-              </w:rPr>
-              <w:t>_</w:t>
-            </w:r>
-            <w:r>
-              <w:rPr>
-                <w:b/>
-              </w:rPr>
+              <w:t>_________________________________</w:t>
             </w:r>
           </w:p>
         </w:tc>
@@ -2225,6 +2293,10 @@
         <w:pStyle w:val="Heading3"/>
       </w:pPr>
       <w:r>
+        <w:rPr>
+          <w:b w:val="0"/>
+          <w:i w:val="0"/>
+        </w:rPr>
         <w:t>7. Short answer</w:t>
       </w:r>
     </w:p>
@@ -2232,19 +2304,29 @@
       <w:r>
         <w:rPr>
           <w:b/>
+          <w:i w:val="0"/>
         </w:rPr>
         <w:t>(a)</w:t>
       </w:r>
       <w:r>
+        <w:rPr>
+          <w:b w:val="0"/>
+          <w:i w:val="0"/>
+        </w:rPr>
         <w:t xml:space="preserve"> In </w:t>
       </w:r>
       <w:r>
         <w:rPr>
           <w:b/>
+          <w:i w:val="0"/>
         </w:rPr>
         <w:t>packet switching</w:t>
       </w:r>
       <w:r>
+        <w:rPr>
+          <w:b w:val="0"/>
+          <w:i w:val="0"/>
+        </w:rPr>
         <w:t>, give two things that are added to each packet so it can travel the network and be reassembled.</w:t>
       </w:r>
     </w:p>
@@ -2252,6 +2334,8 @@
       <w:r>
         <w:rPr>
           <w:rFonts w:ascii="Consolas" w:hAnsi="Consolas"/>
+          <w:b w:val="0"/>
+          <w:i w:val="0"/>
           <w:sz w:val="19"/>
         </w:rPr>
         <w:t>_______________________________________________________________</w:t>
@@ -2261,19 +2345,29 @@
       <w:r>
         <w:rPr>
           <w:b/>
+          <w:i w:val="0"/>
         </w:rPr>
         <w:t>(b)</w:t>
       </w:r>
       <w:r>
+        <w:rPr>
+          <w:b w:val="0"/>
+          <w:i w:val="0"/>
+        </w:rPr>
         <w:t xml:space="preserve"> What does </w:t>
       </w:r>
       <w:r>
         <w:rPr>
           <w:b/>
+          <w:i w:val="0"/>
         </w:rPr>
         <w:t>DNS</w:t>
       </w:r>
       <w:r>
+        <w:rPr>
+          <w:b w:val="0"/>
+          <w:i w:val="0"/>
+        </w:rPr>
         <w:t xml:space="preserve"> do, and why is caching used?</w:t>
       </w:r>
     </w:p>
@@ -2281,6 +2375,8 @@
       <w:r>
         <w:rPr>
           <w:rFonts w:ascii="Consolas" w:hAnsi="Consolas"/>
+          <w:b w:val="0"/>
+          <w:i w:val="0"/>
           <w:sz w:val="19"/>
         </w:rPr>
         <w:t>_______________________________________________________________</w:t>
@@ -2290,6 +2386,8 @@
       <w:r>
         <w:rPr>
           <w:rFonts w:ascii="Consolas" w:hAnsi="Consolas"/>
+          <w:b w:val="0"/>
+          <w:i w:val="0"/>
           <w:sz w:val="19"/>
         </w:rPr>
         <w:t>_______________________________________________________________</w:t>
@@ -2299,19 +2397,29 @@
       <w:r>
         <w:rPr>
           <w:b/>
+          <w:i w:val="0"/>
         </w:rPr>
         <w:t>(c)</w:t>
       </w:r>
       <w:r>
+        <w:rPr>
+          <w:b w:val="0"/>
+          <w:i w:val="0"/>
+        </w:rPr>
         <w:t xml:space="preserve"> In </w:t>
       </w:r>
       <w:r>
         <w:rPr>
           <w:b/>
+          <w:i w:val="0"/>
         </w:rPr>
         <w:t>PageRank</w:t>
       </w:r>
       <w:r>
+        <w:rPr>
+          <w:b w:val="0"/>
+          <w:i w:val="0"/>
+        </w:rPr>
         <w:t>, why is a link from a high-ranked page worth more than a link from a low-ranked page?</w:t>
       </w:r>
     </w:p>
@@ -2319,6 +2427,8 @@
       <w:r>
         <w:rPr>
           <w:rFonts w:ascii="Consolas" w:hAnsi="Consolas"/>
+          <w:b w:val="0"/>
+          <w:i w:val="0"/>
           <w:sz w:val="19"/>
         </w:rPr>
         <w:t>_______________________________________________________________</w:t>
@@ -2328,19 +2438,29 @@
       <w:r>
         <w:rPr>
           <w:b/>
+          <w:i w:val="0"/>
         </w:rPr>
         <w:t>(d)</w:t>
       </w:r>
       <w:r>
+        <w:rPr>
+          <w:b w:val="0"/>
+          <w:i w:val="0"/>
+        </w:rPr>
         <w:t xml:space="preserve"> Give one reason why login/payment checks must run </w:t>
       </w:r>
       <w:r>
         <w:rPr>
           <w:b/>
+          <w:i w:val="0"/>
         </w:rPr>
         <w:t>server-side</w:t>
       </w:r>
       <w:r>
+        <w:rPr>
+          <w:b w:val="0"/>
+          <w:i w:val="0"/>
+        </w:rPr>
         <w:t xml:space="preserve"> rather than only client-side.</w:t>
       </w:r>
     </w:p>
@@ -2348,6 +2468,8 @@
       <w:r>
         <w:rPr>
           <w:rFonts w:ascii="Consolas" w:hAnsi="Consolas"/>
+          <w:b w:val="0"/>
+          <w:i w:val="0"/>
           <w:sz w:val="19"/>
         </w:rPr>
         <w:t>_______________________________________________________________</w:t>
@@ -2365,6 +2487,10 @@
         <w:pStyle w:val="Heading3"/>
       </w:pPr>
       <w:r>
+        <w:rPr>
+          <w:b w:val="0"/>
+          <w:i w:val="0"/>
+        </w:rPr>
         <w:t>8. Referential integrity vs ACID — untangle the concepts</w:t>
       </w:r>
     </w:p>
@@ -2376,46 +2502,71 @@
       <w:r>
         <w:rPr>
           <w:b/>
+          <w:i w:val="0"/>
         </w:rPr>
         <w:t>Examiner note:</w:t>
       </w:r>
       <w:r>
+        <w:rPr>
+          <w:b w:val="0"/>
+          <w:i w:val="0"/>
+        </w:rPr>
         <w:t xml:space="preserve"> examiners repeatedly report that candidates confuse </w:t>
       </w:r>
       <w:r>
         <w:rPr>
           <w:b/>
+          <w:i w:val="0"/>
         </w:rPr>
         <w:t>Atomicity</w:t>
       </w:r>
       <w:r>
+        <w:rPr>
+          <w:b w:val="0"/>
+          <w:i w:val="0"/>
+        </w:rPr>
         <w:t xml:space="preserve"> (a property of </w:t>
       </w:r>
       <w:r>
         <w:rPr>
+          <w:b w:val="0"/>
           <w:i/>
         </w:rPr>
         <w:t>transactions</w:t>
       </w:r>
       <w:r>
+        <w:rPr>
+          <w:b w:val="0"/>
+          <w:i w:val="0"/>
+        </w:rPr>
         <w:t xml:space="preserve">) with </w:t>
       </w:r>
       <w:r>
         <w:rPr>
           <w:b/>
+          <w:i w:val="0"/>
         </w:rPr>
         <w:t>referential integrity</w:t>
       </w:r>
       <w:r>
+        <w:rPr>
+          <w:b w:val="0"/>
+          <w:i w:val="0"/>
+        </w:rPr>
         <w:t xml:space="preserve"> (a property of the </w:t>
       </w:r>
       <w:r>
         <w:rPr>
+          <w:b w:val="0"/>
           <w:i/>
         </w:rPr>
         <w:t>links between tables</w:t>
       </w:r>
       <w:r>
+        <w:rPr>
+          <w:b w:val="0"/>
+          <w:i w:val="0"/>
+        </w:rPr>
         <w:t>). This activity forces the distinction.</w:t>
       </w:r>
     </w:p>
@@ -2423,19 +2574,29 @@
       <w:r>
         <w:rPr>
           <w:b/>
+          <w:i w:val="0"/>
         </w:rPr>
         <w:t>(a)</w:t>
       </w:r>
       <w:r>
+        <w:rPr>
+          <w:b w:val="0"/>
+          <w:i w:val="0"/>
+        </w:rPr>
         <w:t xml:space="preserve"> For each statement below, write the term it describes. Choose from: </w:t>
       </w:r>
       <w:r>
         <w:rPr>
           <w:b/>
+          <w:i w:val="0"/>
         </w:rPr>
         <w:t>Atomicity, Consistency, Isolation, Durability, Referential integrity</w:t>
       </w:r>
       <w:r>
+        <w:rPr>
+          <w:b w:val="0"/>
+          <w:i w:val="0"/>
+        </w:rPr>
         <w:t xml:space="preserve"> (terms may be used more than once).</w:t>
       </w:r>
     </w:p>
@@ -2465,6 +2626,7 @@
             <w:r>
               <w:rPr>
                 <w:b/>
+                <w:i w:val="0"/>
               </w:rPr>
               <w:t>#</w:t>
             </w:r>
@@ -2484,6 +2646,7 @@
             <w:r>
               <w:rPr>
                 <w:b/>
+                <w:i w:val="0"/>
               </w:rPr>
               <w:t>Statement</w:t>
             </w:r>
@@ -2503,6 +2666,7 @@
             <w:r>
               <w:rPr>
                 <w:b/>
+                <w:i w:val="0"/>
               </w:rPr>
               <w:t>Term</w:t>
             </w:r>
@@ -2517,6 +2681,10 @@
           <w:p>
             <w:r/>
             <w:r>
+              <w:rPr>
+                <w:b w:val="0"/>
+                <w:i w:val="0"/>
+              </w:rPr>
               <w:t>1</w:t>
             </w:r>
           </w:p>
@@ -2528,6 +2696,10 @@
           <w:p>
             <w:r/>
             <w:r>
+              <w:rPr>
+                <w:b w:val="0"/>
+                <w:i w:val="0"/>
+              </w:rPr>
               <w:t>A transaction must either complete in full or not happen at all — a half-finished transaction is rolled back.</w:t>
             </w:r>
           </w:p>
@@ -2540,20 +2712,10 @@
             <w:r/>
             <w:r>
               <w:rPr>
-                <w:b/>
+                <w:b w:val="0"/>
+                <w:i w:val="0"/>
               </w:rPr>
-              <w:t>_</w:t>
-            </w:r>
-            <w:r>
-              <w:rPr>
-                <w:b/>
-              </w:rPr>
-              <w:t>_</w:t>
-            </w:r>
-            <w:r>
-              <w:rPr>
-                <w:b/>
-              </w:rPr>
+              <w:t>______________</w:t>
             </w:r>
           </w:p>
         </w:tc>
@@ -2566,6 +2728,10 @@
           <w:p>
             <w:r/>
             <w:r>
+              <w:rPr>
+                <w:b w:val="0"/>
+                <w:i w:val="0"/>
+              </w:rPr>
               <w:t>2</w:t>
             </w:r>
           </w:p>
@@ -2577,6 +2743,10 @@
           <w:p>
             <w:r/>
             <w:r>
+              <w:rPr>
+                <w:b w:val="0"/>
+                <w:i w:val="0"/>
+              </w:rPr>
               <w:t>A foreign key value must always refer to an existing primary key in the linked table.</w:t>
             </w:r>
           </w:p>
@@ -2589,20 +2759,10 @@
             <w:r/>
             <w:r>
               <w:rPr>
-                <w:b/>
+                <w:b w:val="0"/>
+                <w:i w:val="0"/>
               </w:rPr>
-              <w:t>_</w:t>
-            </w:r>
-            <w:r>
-              <w:rPr>
-                <w:b/>
-              </w:rPr>
-              <w:t>_</w:t>
-            </w:r>
-            <w:r>
-              <w:rPr>
-                <w:b/>
-              </w:rPr>
+              <w:t>______________</w:t>
             </w:r>
           </w:p>
         </w:tc>
@@ -2615,6 +2775,10 @@
           <w:p>
             <w:r/>
             <w:r>
+              <w:rPr>
+                <w:b w:val="0"/>
+                <w:i w:val="0"/>
+              </w:rPr>
               <w:t>3</w:t>
             </w:r>
           </w:p>
@@ -2626,6 +2790,10 @@
           <w:p>
             <w:r/>
             <w:r>
+              <w:rPr>
+                <w:b w:val="0"/>
+                <w:i w:val="0"/>
+              </w:rPr>
               <w:t>Once a transaction has been committed, its changes survive even a power failure or crash.</w:t>
             </w:r>
           </w:p>
@@ -2638,20 +2806,10 @@
             <w:r/>
             <w:r>
               <w:rPr>
-                <w:b/>
+                <w:b w:val="0"/>
+                <w:i w:val="0"/>
               </w:rPr>
-              <w:t>_</w:t>
-            </w:r>
-            <w:r>
-              <w:rPr>
-                <w:b/>
-              </w:rPr>
-              <w:t>_</w:t>
-            </w:r>
-            <w:r>
-              <w:rPr>
-                <w:b/>
-              </w:rPr>
+              <w:t>______________</w:t>
             </w:r>
           </w:p>
         </w:tc>
@@ -2664,6 +2822,10 @@
           <w:p>
             <w:r/>
             <w:r>
+              <w:rPr>
+                <w:b w:val="0"/>
+                <w:i w:val="0"/>
+              </w:rPr>
               <w:t>4</w:t>
             </w:r>
           </w:p>
@@ -2675,6 +2837,10 @@
           <w:p>
             <w:r/>
             <w:r>
+              <w:rPr>
+                <w:b w:val="0"/>
+                <w:i w:val="0"/>
+              </w:rPr>
               <w:t>Two transactions running at the same time must not interfere; the outcome is as if they ran one after the other.</w:t>
             </w:r>
           </w:p>
@@ -2687,20 +2853,10 @@
             <w:r/>
             <w:r>
               <w:rPr>
-                <w:b/>
+                <w:b w:val="0"/>
+                <w:i w:val="0"/>
               </w:rPr>
-              <w:t>_</w:t>
-            </w:r>
-            <w:r>
-              <w:rPr>
-                <w:b/>
-              </w:rPr>
-              <w:t>_</w:t>
-            </w:r>
-            <w:r>
-              <w:rPr>
-                <w:b/>
-              </w:rPr>
+              <w:t>______________</w:t>
             </w:r>
           </w:p>
         </w:tc>
@@ -2713,6 +2869,10 @@
           <w:p>
             <w:r/>
             <w:r>
+              <w:rPr>
+                <w:b w:val="0"/>
+                <w:i w:val="0"/>
+              </w:rPr>
               <w:t>5</w:t>
             </w:r>
           </w:p>
@@ -2724,6 +2884,10 @@
           <w:p>
             <w:r/>
             <w:r>
+              <w:rPr>
+                <w:b w:val="0"/>
+                <w:i w:val="0"/>
+              </w:rPr>
               <w:t>A transaction must take the database from one valid state to another, obeying every rule, constraint and trigger.</w:t>
             </w:r>
           </w:p>
@@ -2736,20 +2900,10 @@
             <w:r/>
             <w:r>
               <w:rPr>
-                <w:b/>
+                <w:b w:val="0"/>
+                <w:i w:val="0"/>
               </w:rPr>
-              <w:t>_</w:t>
-            </w:r>
-            <w:r>
-              <w:rPr>
-                <w:b/>
-              </w:rPr>
-              <w:t>_</w:t>
-            </w:r>
-            <w:r>
-              <w:rPr>
-                <w:b/>
-              </w:rPr>
+              <w:t>______________</w:t>
             </w:r>
           </w:p>
         </w:tc>
@@ -2762,6 +2916,10 @@
           <w:p>
             <w:r/>
             <w:r>
+              <w:rPr>
+                <w:b w:val="0"/>
+                <w:i w:val="0"/>
+              </w:rPr>
               <w:t>6</w:t>
             </w:r>
           </w:p>
@@ -2773,6 +2931,10 @@
           <w:p>
             <w:r/>
             <w:r>
+              <w:rPr>
+                <w:b w:val="0"/>
+                <w:i w:val="0"/>
+              </w:rPr>
               <w:t>An owner's record cannot be deleted while pet records still reference that owner.</w:t>
             </w:r>
           </w:p>
@@ -2785,20 +2947,10 @@
             <w:r/>
             <w:r>
               <w:rPr>
-                <w:b/>
+                <w:b w:val="0"/>
+                <w:i w:val="0"/>
               </w:rPr>
-              <w:t>_</w:t>
-            </w:r>
-            <w:r>
-              <w:rPr>
-                <w:b/>
-              </w:rPr>
-              <w:t>_</w:t>
-            </w:r>
-            <w:r>
-              <w:rPr>
-                <w:b/>
-              </w:rPr>
+              <w:t>______________</w:t>
             </w:r>
           </w:p>
         </w:tc>
@@ -2809,10 +2961,15 @@
       <w:r>
         <w:rPr>
           <w:b/>
+          <w:i w:val="0"/>
         </w:rPr>
         <w:t>(b)</w:t>
       </w:r>
       <w:r>
+        <w:rPr>
+          <w:b w:val="0"/>
+          <w:i w:val="0"/>
+        </w:rPr>
         <w:t xml:space="preserve"> A student writes in an exam:</w:t>
       </w:r>
     </w:p>
@@ -2823,6 +2980,7 @@
       </w:pPr>
       <w:r>
         <w:rPr>
+          <w:b w:val="0"/>
           <w:i/>
         </w:rPr>
         <w:t>"Atomicity means that a record in one table cannot reference a record that does not exist in another table."</w:t>
@@ -2830,34 +2988,54 @@
     </w:p>
     <w:p>
       <w:r>
+        <w:rPr>
+          <w:b w:val="0"/>
+          <w:i w:val="0"/>
+        </w:rPr>
         <w:t xml:space="preserve">Identify the concept the student has </w:t>
       </w:r>
       <w:r>
         <w:rPr>
           <w:b/>
+          <w:i w:val="0"/>
         </w:rPr>
         <w:t>actually</w:t>
       </w:r>
       <w:r>
+        <w:rPr>
+          <w:b w:val="0"/>
+          <w:i w:val="0"/>
+        </w:rPr>
         <w:t xml:space="preserve"> described, then write </w:t>
       </w:r>
       <w:r>
         <w:rPr>
           <w:b/>
+          <w:i w:val="0"/>
         </w:rPr>
         <w:t>correct</w:t>
       </w:r>
       <w:r>
+        <w:rPr>
+          <w:b w:val="0"/>
+          <w:i w:val="0"/>
+        </w:rPr>
         <w:t xml:space="preserve"> one-sentence definitions of both that concept and atomicity.</w:t>
       </w:r>
     </w:p>
     <w:p>
       <w:r>
+        <w:rPr>
+          <w:b w:val="0"/>
+          <w:i w:val="0"/>
+        </w:rPr>
         <w:t xml:space="preserve">Concept actually described: </w:t>
       </w:r>
       <w:r>
         <w:rPr>
           <w:rFonts w:ascii="Consolas" w:hAnsi="Consolas"/>
+          <w:b w:val="0"/>
+          <w:i w:val="0"/>
           <w:sz w:val="19"/>
         </w:rPr>
         <w:t>____________________________________________</w:t>
@@ -2865,11 +3043,17 @@
     </w:p>
     <w:p>
       <w:r>
+        <w:rPr>
+          <w:b w:val="0"/>
+          <w:i w:val="0"/>
+        </w:rPr>
         <w:t xml:space="preserve">Correct definition of it: </w:t>
       </w:r>
       <w:r>
         <w:rPr>
           <w:rFonts w:ascii="Consolas" w:hAnsi="Consolas"/>
+          <w:b w:val="0"/>
+          <w:i w:val="0"/>
           <w:sz w:val="19"/>
         </w:rPr>
         <w:t>____________________________________________</w:t>
@@ -2877,11 +3061,17 @@
     </w:p>
     <w:p>
       <w:r>
+        <w:rPr>
+          <w:b w:val="0"/>
+          <w:i w:val="0"/>
+        </w:rPr>
         <w:t xml:space="preserve">Correct definition of atomicity: </w:t>
       </w:r>
       <w:r>
         <w:rPr>
           <w:rFonts w:ascii="Consolas" w:hAnsi="Consolas"/>
+          <w:b w:val="0"/>
+          <w:i w:val="0"/>
           <w:sz w:val="19"/>
         </w:rPr>
         <w:t>______________________________________</w:t>
@@ -2891,19 +3081,29 @@
       <w:r>
         <w:rPr>
           <w:b/>
+          <w:i w:val="0"/>
         </w:rPr>
         <w:t>(c)</w:t>
       </w:r>
       <w:r>
+        <w:rPr>
+          <w:b w:val="0"/>
+          <w:i w:val="0"/>
+        </w:rPr>
         <w:t xml:space="preserve"> Give </w:t>
       </w:r>
       <w:r>
         <w:rPr>
           <w:b/>
+          <w:i w:val="0"/>
         </w:rPr>
         <w:t>one</w:t>
       </w:r>
       <w:r>
+        <w:rPr>
+          <w:b w:val="0"/>
+          <w:i w:val="0"/>
+        </w:rPr>
         <w:t xml:space="preserve"> example of a real-world transaction where atomicity matters (say what the "all-or-nothing" steps are).</w:t>
       </w:r>
     </w:p>
@@ -2911,6 +3111,8 @@
       <w:r>
         <w:rPr>
           <w:rFonts w:ascii="Consolas" w:hAnsi="Consolas"/>
+          <w:b w:val="0"/>
+          <w:i w:val="0"/>
           <w:sz w:val="19"/>
         </w:rPr>
         <w:t>_______________________________________________________________</w:t>
@@ -2920,6 +3122,8 @@
       <w:r>
         <w:rPr>
           <w:rFonts w:ascii="Consolas" w:hAnsi="Consolas"/>
+          <w:b w:val="0"/>
+          <w:i w:val="0"/>
           <w:sz w:val="19"/>
         </w:rPr>
         <w:t>_______________________________________________________________</w:t>
@@ -2937,65 +3141,103 @@
         <w:pStyle w:val="Heading3"/>
       </w:pPr>
       <w:r>
+        <w:rPr>
+          <w:b w:val="0"/>
+          <w:i w:val="0"/>
+        </w:rPr>
         <w:t>9. ER diagrams &amp; linking tables (many-to-many)</w:t>
       </w:r>
     </w:p>
     <w:p>
       <w:r>
+        <w:rPr>
+          <w:b w:val="0"/>
+          <w:i w:val="0"/>
+        </w:rPr>
         <w:t xml:space="preserve">A gym stores data about </w:t>
       </w:r>
       <w:r>
         <w:rPr>
           <w:b/>
+          <w:i w:val="0"/>
         </w:rPr>
         <w:t>members</w:t>
       </w:r>
       <w:r>
+        <w:rPr>
+          <w:b w:val="0"/>
+          <w:i w:val="0"/>
+        </w:rPr>
         <w:t xml:space="preserve"> and the </w:t>
       </w:r>
       <w:r>
         <w:rPr>
           <w:b/>
+          <w:i w:val="0"/>
         </w:rPr>
         <w:t>exercise classes</w:t>
       </w:r>
       <w:r>
+        <w:rPr>
+          <w:b w:val="0"/>
+          <w:i w:val="0"/>
+        </w:rPr>
         <w:t xml:space="preserve"> they book. A member may book </w:t>
       </w:r>
       <w:r>
         <w:rPr>
           <w:b/>
+          <w:i w:val="0"/>
         </w:rPr>
         <w:t>many</w:t>
       </w:r>
       <w:r>
+        <w:rPr>
+          <w:b w:val="0"/>
+          <w:i w:val="0"/>
+        </w:rPr>
         <w:t xml:space="preserve"> classes; each class is booked by </w:t>
       </w:r>
       <w:r>
         <w:rPr>
           <w:b/>
+          <w:i w:val="0"/>
         </w:rPr>
         <w:t>many</w:t>
       </w:r>
       <w:r>
+        <w:rPr>
+          <w:b w:val="0"/>
+          <w:i w:val="0"/>
+        </w:rPr>
         <w:t xml:space="preserve"> members. Each class is run by exactly </w:t>
       </w:r>
       <w:r>
         <w:rPr>
           <w:b/>
+          <w:i w:val="0"/>
         </w:rPr>
         <w:t>one</w:t>
       </w:r>
       <w:r>
+        <w:rPr>
+          <w:b w:val="0"/>
+          <w:i w:val="0"/>
+        </w:rPr>
         <w:t xml:space="preserve"> instructor, and an instructor runs </w:t>
       </w:r>
       <w:r>
         <w:rPr>
           <w:b/>
+          <w:i w:val="0"/>
         </w:rPr>
         <w:t>many</w:t>
       </w:r>
       <w:r>
+        <w:rPr>
+          <w:b w:val="0"/>
+          <w:i w:val="0"/>
+        </w:rPr>
         <w:t xml:space="preserve"> classes.</w:t>
       </w:r>
     </w:p>
@@ -3003,79 +3245,68 @@
       <w:r>
         <w:rPr>
           <w:b/>
+          <w:i w:val="0"/>
         </w:rPr>
         <w:t>(a)</w:t>
       </w:r>
       <w:r>
+        <w:rPr>
+          <w:b w:val="0"/>
+          <w:i w:val="0"/>
+        </w:rPr>
         <w:t xml:space="preserve"> State the </w:t>
       </w:r>
       <w:r>
         <w:rPr>
           <w:b/>
+          <w:i w:val="0"/>
         </w:rPr>
         <w:t>degree</w:t>
       </w:r>
       <w:r>
+        <w:rPr>
+          <w:b w:val="0"/>
+          <w:i w:val="0"/>
+        </w:rPr>
         <w:t xml:space="preserve"> of the relationship between MEMBER and CLASS, and between INSTRUCTOR and CLASS.</w:t>
       </w:r>
     </w:p>
     <w:p>
       <w:r>
-        <w:t xml:space="preserve">MEMBER–CLASS: </w:t>
-      </w:r>
-      <w:r>
-        <w:rPr>
-          <w:b/>
-        </w:rPr>
-        <w:t>_</w:t>
-      </w:r>
-      <w:r>
-        <w:rPr>
-          <w:b/>
-        </w:rPr>
-        <w:t>_</w:t>
-      </w:r>
-      <w:r>
-        <w:rPr>
-          <w:b/>
-        </w:rPr>
-        <w:t xml:space="preserve">__  INSTRUCTOR–CLASS: </w:t>
-      </w:r>
-      <w:r>
-        <w:rPr>
-          <w:b/>
-        </w:rPr>
-        <w:t>_</w:t>
-      </w:r>
-      <w:r>
-        <w:rPr>
-          <w:b/>
-        </w:rPr>
-        <w:t>_</w:t>
-      </w:r>
-      <w:r>
-        <w:rPr>
-          <w:b/>
-        </w:rPr>
+        <w:rPr>
+          <w:b w:val="0"/>
+          <w:i w:val="0"/>
+        </w:rPr>
+        <w:t>MEMBER–CLASS: ______________  INSTRUCTOR–CLASS: ______________</w:t>
       </w:r>
     </w:p>
     <w:p>
       <w:r>
         <w:rPr>
           <w:b/>
+          <w:i w:val="0"/>
         </w:rPr>
         <w:t>(b)</w:t>
       </w:r>
       <w:r>
+        <w:rPr>
+          <w:b w:val="0"/>
+          <w:i w:val="0"/>
+        </w:rPr>
         <w:t xml:space="preserve"> Explain why a many-to-many relationship </w:t>
       </w:r>
       <w:r>
         <w:rPr>
           <w:b/>
+          <w:i w:val="0"/>
         </w:rPr>
         <w:t>cannot</w:t>
       </w:r>
       <w:r>
+        <w:rPr>
+          <w:b w:val="0"/>
+          <w:i w:val="0"/>
+        </w:rPr>
         <w:t xml:space="preserve"> be implemented directly with a single foreign key in a relational database.</w:t>
       </w:r>
     </w:p>
@@ -3083,6 +3314,8 @@
       <w:r>
         <w:rPr>
           <w:rFonts w:ascii="Consolas" w:hAnsi="Consolas"/>
+          <w:b w:val="0"/>
+          <w:i w:val="0"/>
           <w:sz w:val="19"/>
         </w:rPr>
         <w:t>_______________________________________________________________</w:t>
@@ -3092,6 +3325,8 @@
       <w:r>
         <w:rPr>
           <w:rFonts w:ascii="Consolas" w:hAnsi="Consolas"/>
+          <w:b w:val="0"/>
+          <w:i w:val="0"/>
           <w:sz w:val="19"/>
         </w:rPr>
         <w:t>_______________________________________________________________</w:t>
@@ -3101,47 +3336,73 @@
       <w:r>
         <w:rPr>
           <w:b/>
+          <w:i w:val="0"/>
         </w:rPr>
         <w:t>(c)</w:t>
       </w:r>
       <w:r>
+        <w:rPr>
+          <w:b w:val="0"/>
+          <w:i w:val="0"/>
+        </w:rPr>
         <w:t xml:space="preserve"> Design a </w:t>
       </w:r>
       <w:r>
         <w:rPr>
           <w:b/>
+          <w:i w:val="0"/>
         </w:rPr>
         <w:t>linking (junction) table</w:t>
       </w:r>
       <w:r>
+        <w:rPr>
+          <w:b w:val="0"/>
+          <w:i w:val="0"/>
+        </w:rPr>
         <w:t xml:space="preserve"> called </w:t>
       </w:r>
       <w:r>
         <w:rPr>
           <w:rFonts w:ascii="Consolas" w:hAnsi="Consolas"/>
+          <w:b w:val="0"/>
+          <w:i w:val="0"/>
           <w:sz w:val="19"/>
         </w:rPr>
         <w:t>Booking</w:t>
       </w:r>
       <w:r>
+        <w:rPr>
+          <w:b w:val="0"/>
+          <w:i w:val="0"/>
+        </w:rPr>
         <w:t xml:space="preserve"> that resolves the MEMBER–CLASS relationship. Give its attributes, state its </w:t>
       </w:r>
       <w:r>
         <w:rPr>
           <w:b/>
+          <w:i w:val="0"/>
         </w:rPr>
         <w:t>primary key</w:t>
       </w:r>
       <w:r>
+        <w:rPr>
+          <w:b w:val="0"/>
+          <w:i w:val="0"/>
+        </w:rPr>
         <w:t xml:space="preserve">, and mark the </w:t>
       </w:r>
       <w:r>
         <w:rPr>
           <w:b/>
+          <w:i w:val="0"/>
         </w:rPr>
         <w:t>foreign keys</w:t>
       </w:r>
       <w:r>
+        <w:rPr>
+          <w:b w:val="0"/>
+          <w:i w:val="0"/>
+        </w:rPr>
         <w:t xml:space="preserve"> with (FK).</w:t>
       </w:r>
     </w:p>
@@ -3149,6 +3410,8 @@
       <w:r>
         <w:rPr>
           <w:rFonts w:ascii="Consolas" w:hAnsi="Consolas"/>
+          <w:b w:val="0"/>
+          <w:i w:val="0"/>
           <w:sz w:val="19"/>
         </w:rPr>
         <w:t>Booking( _____________________________________________________ )</w:t>
@@ -3156,11 +3419,17 @@
     </w:p>
     <w:p>
       <w:r>
+        <w:rPr>
+          <w:b w:val="0"/>
+          <w:i w:val="0"/>
+        </w:rPr>
         <w:t xml:space="preserve">Primary key: </w:t>
       </w:r>
       <w:r>
         <w:rPr>
           <w:rFonts w:ascii="Consolas" w:hAnsi="Consolas"/>
+          <w:b w:val="0"/>
+          <w:i w:val="0"/>
           <w:sz w:val="19"/>
         </w:rPr>
         <w:t>_________________________________________________</w:t>
@@ -3170,24 +3439,38 @@
       <w:r>
         <w:rPr>
           <w:b/>
+          <w:i w:val="0"/>
         </w:rPr>
         <w:t>(d)</w:t>
       </w:r>
       <w:r>
+        <w:rPr>
+          <w:b w:val="0"/>
+          <w:i w:val="0"/>
+        </w:rPr>
         <w:t xml:space="preserve"> Sketch (or describe in words) the resulting </w:t>
       </w:r>
       <w:r>
         <w:rPr>
           <w:b/>
+          <w:i w:val="0"/>
         </w:rPr>
         <w:t>entity-relationship diagram</w:t>
       </w:r>
       <w:r>
+        <w:rPr>
+          <w:b w:val="0"/>
+          <w:i w:val="0"/>
+        </w:rPr>
         <w:t xml:space="preserve"> for MEMBER, BOOKING, CLASS and INSTRUCTOR, labelling the degree of each relationship (1:1, 1:M or M:M).</w:t>
       </w:r>
     </w:p>
     <w:p>
       <w:r>
+        <w:rPr>
+          <w:b w:val="0"/>
+          <w:i w:val="0"/>
+        </w:rPr>
         <w:t>&lt;br&gt;&lt;br&gt;&lt;br&gt;</w:t>
       </w:r>
     </w:p>
@@ -3203,56 +3486,89 @@
         <w:pStyle w:val="Heading3"/>
       </w:pPr>
       <w:r>
+        <w:rPr>
+          <w:b w:val="0"/>
+          <w:i w:val="0"/>
+        </w:rPr>
         <w:t>🧠 Challenge box</w:t>
       </w:r>
     </w:p>
     <w:p>
       <w:r>
+        <w:rPr>
+          <w:b w:val="0"/>
+          <w:i w:val="0"/>
+        </w:rPr>
         <w:t xml:space="preserve">A website stores user passwords. Explain why the passwords should be </w:t>
       </w:r>
       <w:r>
         <w:rPr>
           <w:b/>
+          <w:i w:val="0"/>
         </w:rPr>
         <w:t>hashed</w:t>
       </w:r>
       <w:r>
+        <w:rPr>
+          <w:b w:val="0"/>
+          <w:i w:val="0"/>
+        </w:rPr>
         <w:t xml:space="preserve"> rather than </w:t>
       </w:r>
       <w:r>
         <w:rPr>
           <w:b/>
+          <w:i w:val="0"/>
         </w:rPr>
         <w:t>encrypted</w:t>
       </w:r>
       <w:r>
+        <w:rPr>
+          <w:b w:val="0"/>
+          <w:i w:val="0"/>
+        </w:rPr>
         <w:t xml:space="preserve">, and describe what happens when a user later logs in (refer to </w:t>
       </w:r>
       <w:r>
         <w:rPr>
+          <w:b w:val="0"/>
           <w:i/>
         </w:rPr>
         <w:t>one-way</w:t>
       </w:r>
       <w:r>
+        <w:rPr>
+          <w:b w:val="0"/>
+          <w:i w:val="0"/>
+        </w:rPr>
         <w:t xml:space="preserve">, </w:t>
       </w:r>
       <w:r>
         <w:rPr>
+          <w:b w:val="0"/>
           <w:i/>
         </w:rPr>
         <w:t>deterministic</w:t>
       </w:r>
       <w:r>
+        <w:rPr>
+          <w:b w:val="0"/>
+          <w:i w:val="0"/>
+        </w:rPr>
         <w:t xml:space="preserve">, and </w:t>
       </w:r>
       <w:r>
         <w:rPr>
+          <w:b w:val="0"/>
           <w:i/>
         </w:rPr>
         <w:t>collision</w:t>
       </w:r>
       <w:r>
+        <w:rPr>
+          <w:b w:val="0"/>
+          <w:i w:val="0"/>
+        </w:rPr>
         <w:t>).</w:t>
       </w:r>
     </w:p>
@@ -3260,6 +3576,8 @@
       <w:r>
         <w:rPr>
           <w:rFonts w:ascii="Consolas" w:hAnsi="Consolas"/>
+          <w:b w:val="0"/>
+          <w:i w:val="0"/>
           <w:sz w:val="19"/>
         </w:rPr>
         <w:t>_______________________________________________________________</w:t>
@@ -3269,6 +3587,8 @@
       <w:r>
         <w:rPr>
           <w:rFonts w:ascii="Consolas" w:hAnsi="Consolas"/>
+          <w:b w:val="0"/>
+          <w:i w:val="0"/>
           <w:sz w:val="19"/>
         </w:rPr>
         <w:t>_______________________________________________________________</w:t>
@@ -3278,6 +3598,8 @@
       <w:r>
         <w:rPr>
           <w:rFonts w:ascii="Consolas" w:hAnsi="Consolas"/>
+          <w:b w:val="0"/>
+          <w:i w:val="0"/>
           <w:sz w:val="19"/>
         </w:rPr>
         <w:t>_______________________________________________________________</w:t>
@@ -3287,6 +3609,8 @@
       <w:r>
         <w:rPr>
           <w:rFonts w:ascii="Consolas" w:hAnsi="Consolas"/>
+          <w:b w:val="0"/>
+          <w:i w:val="0"/>
           <w:sz w:val="19"/>
         </w:rPr>
         <w:t>_______________________________________________________________</w:t>
@@ -3304,64 +3628,91 @@
         <w:pStyle w:val="Heading2"/>
       </w:pPr>
       <w:r>
+        <w:rPr>
+          <w:b w:val="0"/>
+          <w:i w:val="0"/>
+        </w:rPr>
         <w:t>Section B — Exam practice (30 marks)</w:t>
       </w:r>
     </w:p>
     <w:p>
       <w:r>
         <w:rPr>
+          <w:b w:val="0"/>
           <w:i/>
         </w:rPr>
-        <w:t>Answer all questions in the spaces provided. In questions marked with an asterisk (\</w:t>
-      </w:r>
-      <w:r>
-        <w:t>) the quality of your extended response will be assessed.*</w:t>
+        <w:t>Answer all questions in the spaces provided. In questions marked with an asterisk (*) the quality of your extended response will be assessed.</w:t>
       </w:r>
     </w:p>
     <w:p>
       <w:r>
         <w:rPr>
           <w:b/>
+          <w:i w:val="0"/>
         </w:rPr>
         <w:t>Q1</w:t>
       </w:r>
       <w:r>
+        <w:rPr>
+          <w:b w:val="0"/>
+          <w:i w:val="0"/>
+        </w:rPr>
         <w:t xml:space="preserve"> State what is meant by </w:t>
       </w:r>
       <w:r>
         <w:rPr>
           <w:b/>
+          <w:i w:val="0"/>
         </w:rPr>
         <w:t>lossless</w:t>
       </w:r>
       <w:r>
+        <w:rPr>
+          <w:b w:val="0"/>
+          <w:i w:val="0"/>
+        </w:rPr>
         <w:t xml:space="preserve"> compression, and give </w:t>
       </w:r>
       <w:r>
         <w:rPr>
           <w:b/>
+          <w:i w:val="0"/>
         </w:rPr>
         <w:t>one</w:t>
       </w:r>
       <w:r>
+        <w:rPr>
+          <w:b w:val="0"/>
+          <w:i w:val="0"/>
+        </w:rPr>
         <w:t xml:space="preserve"> reason why lossless (rather than lossy) compression </w:t>
       </w:r>
       <w:r>
         <w:rPr>
           <w:b/>
+          <w:i w:val="0"/>
         </w:rPr>
         <w:t>must</w:t>
       </w:r>
       <w:r>
+        <w:rPr>
+          <w:b w:val="0"/>
+          <w:i w:val="0"/>
+        </w:rPr>
         <w:t xml:space="preserve"> be used when compressing a program's source code file. </w:t>
       </w:r>
       <w:r>
         <w:rPr>
           <w:b/>
+          <w:i w:val="0"/>
         </w:rPr>
         <w:t>[2]</w:t>
       </w:r>
       <w:r>
+        <w:rPr>
+          <w:b w:val="0"/>
+          <w:i w:val="0"/>
+        </w:rPr>
         <w:t xml:space="preserve"> (AO1)</w:t>
       </w:r>
     </w:p>
@@ -3393,6 +3744,8 @@
       <w:r>
         <w:rPr>
           <w:rFonts w:ascii="Consolas" w:hAnsi="Consolas"/>
+          <w:b w:val="0"/>
+          <w:i w:val="0"/>
           <w:sz w:val="19"/>
         </w:rPr>
         <w:t>_______________________________________________________________</w:t>
@@ -3402,6 +3755,8 @@
       <w:r>
         <w:rPr>
           <w:rFonts w:ascii="Consolas" w:hAnsi="Consolas"/>
+          <w:b w:val="0"/>
+          <w:i w:val="0"/>
           <w:sz w:val="19"/>
         </w:rPr>
         <w:t>_______________________________________________________________</w:t>
@@ -3411,10 +3766,15 @@
       <w:r>
         <w:rPr>
           <w:b/>
+          <w:i w:val="0"/>
         </w:rPr>
         <w:t>Q2</w:t>
       </w:r>
       <w:r>
+        <w:rPr>
+          <w:b w:val="0"/>
+          <w:i w:val="0"/>
+        </w:rPr>
         <w:t xml:space="preserve"> Aisha scans a black-and-white signature. One row of the scanned image contains the following 20 pixels (W = white, B = black):</w:t>
       </w:r>
     </w:p>
@@ -3432,15 +3792,24 @@
     </w:p>
     <w:p>
       <w:r>
+        <w:rPr>
+          <w:b w:val="0"/>
+          <w:i w:val="0"/>
+        </w:rPr>
         <w:t xml:space="preserve">The scanner software compresses each row using run length encoding (RLE), storing the data as </w:t>
       </w:r>
       <w:r>
         <w:rPr>
+          <w:b w:val="0"/>
           <w:i/>
         </w:rPr>
         <w:t>(value, run length)</w:t>
       </w:r>
       <w:r>
+        <w:rPr>
+          <w:b w:val="0"/>
+          <w:i w:val="0"/>
+        </w:rPr>
         <w:t xml:space="preserve"> pairs.</w:t>
       </w:r>
     </w:p>
@@ -3448,19 +3817,29 @@
       <w:r>
         <w:rPr>
           <w:b/>
+          <w:i w:val="0"/>
         </w:rPr>
         <w:t>(i)</w:t>
       </w:r>
       <w:r>
+        <w:rPr>
+          <w:b w:val="0"/>
+          <w:i w:val="0"/>
+        </w:rPr>
         <w:t xml:space="preserve"> Write down the RLE representation of this row. </w:t>
       </w:r>
       <w:r>
         <w:rPr>
           <w:b/>
+          <w:i w:val="0"/>
         </w:rPr>
         <w:t>[1]</w:t>
       </w:r>
       <w:r>
+        <w:rPr>
+          <w:b w:val="0"/>
+          <w:i w:val="0"/>
+        </w:rPr>
         <w:t xml:space="preserve"> (AO2)</w:t>
       </w:r>
     </w:p>
@@ -3484,6 +3863,8 @@
       <w:r>
         <w:rPr>
           <w:rFonts w:ascii="Consolas" w:hAnsi="Consolas"/>
+          <w:b w:val="0"/>
+          <w:i w:val="0"/>
           <w:sz w:val="19"/>
         </w:rPr>
         <w:t>_______________________________________________________________</w:t>
@@ -3493,37 +3874,57 @@
       <w:r>
         <w:rPr>
           <w:b/>
+          <w:i w:val="0"/>
         </w:rPr>
         <w:t>(ii)</w:t>
       </w:r>
       <w:r>
+        <w:rPr>
+          <w:b w:val="0"/>
+          <w:i w:val="0"/>
+        </w:rPr>
         <w:t xml:space="preserve"> Uncompressed, each pixel is stored in 1 byte. Each RLE pair is stored in 2 bytes. Calculate the number of bytes </w:t>
       </w:r>
       <w:r>
         <w:rPr>
           <w:b/>
+          <w:i w:val="0"/>
         </w:rPr>
         <w:t>saved</w:t>
       </w:r>
       <w:r>
+        <w:rPr>
+          <w:b w:val="0"/>
+          <w:i w:val="0"/>
+        </w:rPr>
         <w:t xml:space="preserve"> by compressing this row. </w:t>
       </w:r>
       <w:r>
         <w:rPr>
+          <w:b w:val="0"/>
           <w:i/>
         </w:rPr>
         <w:t>Show your working.</w:t>
       </w:r>
       <w:r>
+        <w:rPr>
+          <w:b w:val="0"/>
+          <w:i w:val="0"/>
+        </w:rPr>
         <w:t xml:space="preserve"> </w:t>
       </w:r>
       <w:r>
         <w:rPr>
           <w:b/>
+          <w:i w:val="0"/>
         </w:rPr>
         <w:t>[2]</w:t>
       </w:r>
       <w:r>
+        <w:rPr>
+          <w:b w:val="0"/>
+          <w:i w:val="0"/>
+        </w:rPr>
         <w:t xml:space="preserve"> (AO2)</w:t>
       </w:r>
     </w:p>
@@ -3555,12 +3956,17 @@
       <w:r>
         <w:rPr>
           <w:b/>
+          <w:i w:val="0"/>
         </w:rPr>
         <w:t>Working space:</w:t>
       </w:r>
     </w:p>
     <w:p>
       <w:r>
+        <w:rPr>
+          <w:b w:val="0"/>
+          <w:i w:val="0"/>
+        </w:rPr>
         <w:t>&lt;br&gt;&lt;br&gt;</w:t>
       </w:r>
     </w:p>
@@ -3568,14 +3974,20 @@
       <w:r>
         <w:rPr>
           <w:b/>
+          <w:i w:val="0"/>
         </w:rPr>
         <w:t>Q3</w:t>
       </w:r>
       <w:r>
+        <w:rPr>
+          <w:b w:val="0"/>
+          <w:i w:val="0"/>
+        </w:rPr>
         <w:t xml:space="preserve"> A student writes: </w:t>
       </w:r>
       <w:r>
         <w:rPr>
+          <w:b w:val="0"/>
           <w:i/>
         </w:rPr>
         <w:t>"Atomicity is the database rule that every foreign key must match an existing primary key."</w:t>
@@ -3583,24 +3995,38 @@
     </w:p>
     <w:p>
       <w:r>
+        <w:rPr>
+          <w:b w:val="0"/>
+          <w:i w:val="0"/>
+        </w:rPr>
         <w:t xml:space="preserve">Identify the concept the student has actually described, and state the </w:t>
       </w:r>
       <w:r>
         <w:rPr>
           <w:b/>
+          <w:i w:val="0"/>
         </w:rPr>
         <w:t>correct</w:t>
       </w:r>
       <w:r>
+        <w:rPr>
+          <w:b w:val="0"/>
+          <w:i w:val="0"/>
+        </w:rPr>
         <w:t xml:space="preserve"> meaning of atomicity. </w:t>
       </w:r>
       <w:r>
         <w:rPr>
           <w:b/>
+          <w:i w:val="0"/>
         </w:rPr>
         <w:t>[2]</w:t>
       </w:r>
       <w:r>
+        <w:rPr>
+          <w:b w:val="0"/>
+          <w:i w:val="0"/>
+        </w:rPr>
         <w:t xml:space="preserve"> (AO2)</w:t>
       </w:r>
     </w:p>
@@ -3632,6 +4058,8 @@
       <w:r>
         <w:rPr>
           <w:rFonts w:ascii="Consolas" w:hAnsi="Consolas"/>
+          <w:b w:val="0"/>
+          <w:i w:val="0"/>
           <w:sz w:val="19"/>
         </w:rPr>
         <w:t>_______________________________________________________________</w:t>
@@ -3641,6 +4069,8 @@
       <w:r>
         <w:rPr>
           <w:rFonts w:ascii="Consolas" w:hAnsi="Consolas"/>
+          <w:b w:val="0"/>
+          <w:i w:val="0"/>
           <w:sz w:val="19"/>
         </w:rPr>
         <w:t>_______________________________________________________________</w:t>
@@ -3650,10 +4080,15 @@
       <w:r>
         <w:rPr>
           <w:b/>
+          <w:i w:val="0"/>
         </w:rPr>
         <w:t>Q4</w:t>
       </w:r>
       <w:r>
+        <w:rPr>
+          <w:b w:val="0"/>
+          <w:i w:val="0"/>
+        </w:rPr>
         <w:t xml:space="preserve"> A veterinary clinic uses a relational database with these tables:</w:t>
       </w:r>
     </w:p>
@@ -3661,6 +4096,8 @@
       <w:r>
         <w:rPr>
           <w:rFonts w:ascii="Consolas" w:hAnsi="Consolas"/>
+          <w:b w:val="0"/>
+          <w:i w:val="0"/>
           <w:sz w:val="19"/>
         </w:rPr>
         <w:t>Pet(PetID, Name, Species, OwnerID)</w:t>
@@ -3670,6 +4107,8 @@
       <w:r>
         <w:rPr>
           <w:rFonts w:ascii="Consolas" w:hAnsi="Consolas"/>
+          <w:b w:val="0"/>
+          <w:i w:val="0"/>
           <w:sz w:val="19"/>
         </w:rPr>
         <w:t>Owner(OwnerID, Surname, Phone)</w:t>
@@ -3677,43 +4116,68 @@
     </w:p>
     <w:p>
       <w:r>
+        <w:rPr>
+          <w:b w:val="0"/>
+          <w:i w:val="0"/>
+        </w:rPr>
         <w:t xml:space="preserve">Write an SQL statement to display the </w:t>
       </w:r>
       <w:r>
         <w:rPr>
           <w:b/>
+          <w:i w:val="0"/>
         </w:rPr>
         <w:t>Name</w:t>
       </w:r>
       <w:r>
+        <w:rPr>
+          <w:b w:val="0"/>
+          <w:i w:val="0"/>
+        </w:rPr>
         <w:t xml:space="preserve"> of each pet whose Species is </w:t>
       </w:r>
       <w:r>
         <w:rPr>
           <w:rFonts w:ascii="Consolas" w:hAnsi="Consolas"/>
+          <w:b w:val="0"/>
+          <w:i w:val="0"/>
           <w:sz w:val="19"/>
         </w:rPr>
         <w:t>Dog</w:t>
       </w:r>
       <w:r>
+        <w:rPr>
+          <w:b w:val="0"/>
+          <w:i w:val="0"/>
+        </w:rPr>
         <w:t xml:space="preserve">, together with its owner's </w:t>
       </w:r>
       <w:r>
         <w:rPr>
           <w:b/>
+          <w:i w:val="0"/>
         </w:rPr>
         <w:t>Surname</w:t>
       </w:r>
       <w:r>
+        <w:rPr>
+          <w:b w:val="0"/>
+          <w:i w:val="0"/>
+        </w:rPr>
         <w:t xml:space="preserve">, sorted in ascending order of Surname. </w:t>
       </w:r>
       <w:r>
         <w:rPr>
           <w:b/>
+          <w:i w:val="0"/>
         </w:rPr>
         <w:t>[4]</w:t>
       </w:r>
       <w:r>
+        <w:rPr>
+          <w:b w:val="0"/>
+          <w:i w:val="0"/>
+        </w:rPr>
         <w:t xml:space="preserve"> (AO2)</w:t>
       </w:r>
     </w:p>
@@ -3769,6 +4233,8 @@
       <w:r>
         <w:rPr>
           <w:rFonts w:ascii="Consolas" w:hAnsi="Consolas"/>
+          <w:b w:val="0"/>
+          <w:i w:val="0"/>
           <w:sz w:val="19"/>
         </w:rPr>
         <w:t>_______________________________________________________________</w:t>
@@ -3778,6 +4244,8 @@
       <w:r>
         <w:rPr>
           <w:rFonts w:ascii="Consolas" w:hAnsi="Consolas"/>
+          <w:b w:val="0"/>
+          <w:i w:val="0"/>
           <w:sz w:val="19"/>
         </w:rPr>
         <w:t>_______________________________________________________________</w:t>
@@ -3787,6 +4255,8 @@
       <w:r>
         <w:rPr>
           <w:rFonts w:ascii="Consolas" w:hAnsi="Consolas"/>
+          <w:b w:val="0"/>
+          <w:i w:val="0"/>
           <w:sz w:val="19"/>
         </w:rPr>
         <w:t>_______________________________________________________________</w:t>
@@ -3796,6 +4266,8 @@
       <w:r>
         <w:rPr>
           <w:rFonts w:ascii="Consolas" w:hAnsi="Consolas"/>
+          <w:b w:val="0"/>
+          <w:i w:val="0"/>
           <w:sz w:val="19"/>
         </w:rPr>
         <w:t>_______________________________________________________________</w:t>
@@ -3805,51 +4277,80 @@
       <w:r>
         <w:rPr>
           <w:b/>
+          <w:i w:val="0"/>
         </w:rPr>
         <w:t>Q5</w:t>
       </w:r>
       <w:r>
+        <w:rPr>
+          <w:b w:val="0"/>
+          <w:i w:val="0"/>
+        </w:rPr>
         <w:t xml:space="preserve"> An online cinema booking system stores seat bookings in a database. Two customers, using different devices, both attempt to book the </w:t>
       </w:r>
       <w:r>
         <w:rPr>
           <w:b/>
+          <w:i w:val="0"/>
         </w:rPr>
         <w:t>last remaining seat</w:t>
       </w:r>
       <w:r>
+        <w:rPr>
+          <w:b w:val="0"/>
+          <w:i w:val="0"/>
+        </w:rPr>
         <w:t xml:space="preserve"> for a film at the same moment.</w:t>
       </w:r>
     </w:p>
     <w:p>
       <w:r>
+        <w:rPr>
+          <w:b w:val="0"/>
+          <w:i w:val="0"/>
+        </w:rPr>
         <w:t xml:space="preserve">Explain how </w:t>
       </w:r>
       <w:r>
         <w:rPr>
           <w:b/>
+          <w:i w:val="0"/>
         </w:rPr>
         <w:t>isolation</w:t>
       </w:r>
       <w:r>
+        <w:rPr>
+          <w:b w:val="0"/>
+          <w:i w:val="0"/>
+        </w:rPr>
         <w:t xml:space="preserve"> and </w:t>
       </w:r>
       <w:r>
         <w:rPr>
           <w:b/>
+          <w:i w:val="0"/>
         </w:rPr>
         <w:t>record locking</w:t>
       </w:r>
       <w:r>
+        <w:rPr>
+          <w:b w:val="0"/>
+          <w:i w:val="0"/>
+        </w:rPr>
         <w:t xml:space="preserve"> ensure that the seat is not sold twice. </w:t>
       </w:r>
       <w:r>
         <w:rPr>
           <w:b/>
+          <w:i w:val="0"/>
         </w:rPr>
         <w:t>[3]</w:t>
       </w:r>
       <w:r>
+        <w:rPr>
+          <w:b w:val="0"/>
+          <w:i w:val="0"/>
+        </w:rPr>
         <w:t xml:space="preserve"> (AO2)</w:t>
       </w:r>
     </w:p>
@@ -3889,6 +4390,8 @@
       <w:r>
         <w:rPr>
           <w:rFonts w:ascii="Consolas" w:hAnsi="Consolas"/>
+          <w:b w:val="0"/>
+          <w:i w:val="0"/>
           <w:sz w:val="19"/>
         </w:rPr>
         <w:t>_______________________________________________________________</w:t>
@@ -3898,6 +4401,8 @@
       <w:r>
         <w:rPr>
           <w:rFonts w:ascii="Consolas" w:hAnsi="Consolas"/>
+          <w:b w:val="0"/>
+          <w:i w:val="0"/>
           <w:sz w:val="19"/>
         </w:rPr>
         <w:t>_______________________________________________________________</w:t>
@@ -3907,6 +4412,8 @@
       <w:r>
         <w:rPr>
           <w:rFonts w:ascii="Consolas" w:hAnsi="Consolas"/>
+          <w:b w:val="0"/>
+          <w:i w:val="0"/>
           <w:sz w:val="19"/>
         </w:rPr>
         <w:t>_______________________________________________________________</w:t>
@@ -3916,43 +4423,68 @@
       <w:r>
         <w:rPr>
           <w:b/>
+          <w:i w:val="0"/>
         </w:rPr>
         <w:t>Q6</w:t>
       </w:r>
       <w:r>
+        <w:rPr>
+          <w:b w:val="0"/>
+          <w:i w:val="0"/>
+        </w:rPr>
         <w:t xml:space="preserve"> A user types </w:t>
       </w:r>
       <w:r>
         <w:rPr>
           <w:rFonts w:ascii="Consolas" w:hAnsi="Consolas"/>
+          <w:b w:val="0"/>
+          <w:i w:val="0"/>
           <w:sz w:val="19"/>
         </w:rPr>
         <w:t>www.example.com</w:t>
       </w:r>
       <w:r>
+        <w:rPr>
+          <w:b w:val="0"/>
+          <w:i w:val="0"/>
+        </w:rPr>
         <w:t xml:space="preserve"> into a browser. The address is </w:t>
       </w:r>
       <w:r>
         <w:rPr>
           <w:b/>
+          <w:i w:val="0"/>
         </w:rPr>
         <w:t>not</w:t>
       </w:r>
       <w:r>
+        <w:rPr>
+          <w:b w:val="0"/>
+          <w:i w:val="0"/>
+        </w:rPr>
         <w:t xml:space="preserve"> stored in any local cache.</w:t>
       </w:r>
     </w:p>
     <w:p>
       <w:r>
+        <w:rPr>
+          <w:b w:val="0"/>
+          <w:i w:val="0"/>
+        </w:rPr>
         <w:t xml:space="preserve">Describe how the Domain Name System (DNS) resolves this domain name into an IP address. </w:t>
       </w:r>
       <w:r>
         <w:rPr>
           <w:b/>
+          <w:i w:val="0"/>
         </w:rPr>
         <w:t>[3]</w:t>
       </w:r>
       <w:r>
+        <w:rPr>
+          <w:b w:val="0"/>
+          <w:i w:val="0"/>
+        </w:rPr>
         <w:t xml:space="preserve"> (AO1)</w:t>
       </w:r>
     </w:p>
@@ -3992,6 +4524,8 @@
       <w:r>
         <w:rPr>
           <w:rFonts w:ascii="Consolas" w:hAnsi="Consolas"/>
+          <w:b w:val="0"/>
+          <w:i w:val="0"/>
           <w:sz w:val="19"/>
         </w:rPr>
         <w:t>_______________________________________________________________</w:t>
@@ -4001,6 +4535,8 @@
       <w:r>
         <w:rPr>
           <w:rFonts w:ascii="Consolas" w:hAnsi="Consolas"/>
+          <w:b w:val="0"/>
+          <w:i w:val="0"/>
           <w:sz w:val="19"/>
         </w:rPr>
         <w:t>_______________________________________________________________</w:t>
@@ -4010,6 +4546,8 @@
       <w:r>
         <w:rPr>
           <w:rFonts w:ascii="Consolas" w:hAnsi="Consolas"/>
+          <w:b w:val="0"/>
+          <w:i w:val="0"/>
           <w:sz w:val="19"/>
         </w:rPr>
         <w:t>_______________________________________________________________</w:t>
@@ -4019,51 +4557,80 @@
       <w:r>
         <w:rPr>
           <w:b/>
+          <w:i w:val="0"/>
         </w:rPr>
         <w:t>Q7</w:t>
       </w:r>
       <w:r>
+        <w:rPr>
+          <w:b w:val="0"/>
+          <w:i w:val="0"/>
+        </w:rPr>
         <w:t xml:space="preserve"> Ben enters his card details into an online shop. The site uses HTTPS, which makes use of </w:t>
       </w:r>
       <w:r>
         <w:rPr>
           <w:b/>
+          <w:i w:val="0"/>
         </w:rPr>
         <w:t>both</w:t>
       </w:r>
       <w:r>
+        <w:rPr>
+          <w:b w:val="0"/>
+          <w:i w:val="0"/>
+        </w:rPr>
         <w:t xml:space="preserve"> asymmetric and symmetric encryption.</w:t>
       </w:r>
     </w:p>
     <w:p>
       <w:r>
+        <w:rPr>
+          <w:b w:val="0"/>
+          <w:i w:val="0"/>
+        </w:rPr>
         <w:t xml:space="preserve">Explain how asymmetric and symmetric encryption are </w:t>
       </w:r>
       <w:r>
         <w:rPr>
           <w:b/>
+          <w:i w:val="0"/>
         </w:rPr>
         <w:t>each</w:t>
       </w:r>
       <w:r>
+        <w:rPr>
+          <w:b w:val="0"/>
+          <w:i w:val="0"/>
+        </w:rPr>
         <w:t xml:space="preserve"> used to protect Ben's card details, and why </w:t>
       </w:r>
       <w:r>
         <w:rPr>
           <w:b/>
+          <w:i w:val="0"/>
         </w:rPr>
         <w:t>both</w:t>
       </w:r>
       <w:r>
+        <w:rPr>
+          <w:b w:val="0"/>
+          <w:i w:val="0"/>
+        </w:rPr>
         <w:t xml:space="preserve"> are needed. </w:t>
       </w:r>
       <w:r>
         <w:rPr>
           <w:b/>
+          <w:i w:val="0"/>
         </w:rPr>
         <w:t>[4]</w:t>
       </w:r>
       <w:r>
+        <w:rPr>
+          <w:b w:val="0"/>
+          <w:i w:val="0"/>
+        </w:rPr>
         <w:t xml:space="preserve"> (AO2)</w:t>
       </w:r>
     </w:p>
@@ -4119,6 +4686,8 @@
       <w:r>
         <w:rPr>
           <w:rFonts w:ascii="Consolas" w:hAnsi="Consolas"/>
+          <w:b w:val="0"/>
+          <w:i w:val="0"/>
           <w:sz w:val="19"/>
         </w:rPr>
         <w:t>_______________________________________________________________</w:t>
@@ -4128,6 +4697,8 @@
       <w:r>
         <w:rPr>
           <w:rFonts w:ascii="Consolas" w:hAnsi="Consolas"/>
+          <w:b w:val="0"/>
+          <w:i w:val="0"/>
           <w:sz w:val="19"/>
         </w:rPr>
         <w:t>_______________________________________________________________</w:t>
@@ -4137,6 +4708,8 @@
       <w:r>
         <w:rPr>
           <w:rFonts w:ascii="Consolas" w:hAnsi="Consolas"/>
+          <w:b w:val="0"/>
+          <w:i w:val="0"/>
           <w:sz w:val="19"/>
         </w:rPr>
         <w:t>_______________________________________________________________</w:t>
@@ -4146,6 +4719,8 @@
       <w:r>
         <w:rPr>
           <w:rFonts w:ascii="Consolas" w:hAnsi="Consolas"/>
+          <w:b w:val="0"/>
+          <w:i w:val="0"/>
           <w:sz w:val="19"/>
         </w:rPr>
         <w:t>_______________________________________________________________</w:t>
@@ -4155,48 +4730,66 @@
       <w:r>
         <w:rPr>
           <w:b/>
-        </w:rPr>
-        <w:t>Q8\</w:t>
-      </w:r>
-      <w:r>
-        <w:rPr>
-          <w:i/>
+          <w:i w:val="0"/>
+        </w:rPr>
+        <w:t>Q8*</w:t>
+      </w:r>
+      <w:r>
+        <w:rPr>
+          <w:b w:val="0"/>
+          <w:i w:val="0"/>
         </w:rPr>
         <w:t xml:space="preserve"> A growing veterinary practice currently stores all of its data — pets, owners, appointments and payments — in a </w:t>
       </w:r>
       <w:r>
         <w:rPr>
-          <w:i/>
+          <w:b/>
+          <w:i w:val="0"/>
         </w:rPr>
         <w:t>single spreadsheet</w:t>
       </w:r>
       <w:r>
         <w:rPr>
-          <w:i/>
+          <w:b w:val="0"/>
+          <w:i w:val="0"/>
         </w:rPr>
         <w:t xml:space="preserve"> (a flat file). The same owner's name, address and phone number are re-typed on every row for each of their pets and appointments. The practice manager is considering moving the data into a </w:t>
       </w:r>
       <w:r>
         <w:rPr>
-          <w:i/>
+          <w:b/>
+          <w:i w:val="0"/>
         </w:rPr>
         <w:t>normalised relational database</w:t>
       </w:r>
       <w:r>
-        <w:t>*.</w:t>
+        <w:rPr>
+          <w:b w:val="0"/>
+          <w:i w:val="0"/>
+        </w:rPr>
+        <w:t>.</w:t>
       </w:r>
     </w:p>
     <w:p>
       <w:r>
+        <w:rPr>
+          <w:b w:val="0"/>
+          <w:i w:val="0"/>
+        </w:rPr>
         <w:t xml:space="preserve">Discuss the benefits and drawbacks to the practice of moving from the flat file to a normalised relational database. You should consider data redundancy, data integrity and the practical impact on the practice, and give a justified recommendation. </w:t>
       </w:r>
       <w:r>
         <w:rPr>
           <w:b/>
+          <w:i w:val="0"/>
         </w:rPr>
         <w:t>[9]</w:t>
       </w:r>
       <w:r>
+        <w:rPr>
+          <w:b w:val="0"/>
+          <w:i w:val="0"/>
+        </w:rPr>
         <w:t xml:space="preserve"> (AO3)</w:t>
       </w:r>
     </w:p>
@@ -4300,6 +4893,8 @@
       <w:r>
         <w:rPr>
           <w:rFonts w:ascii="Consolas" w:hAnsi="Consolas"/>
+          <w:b w:val="0"/>
+          <w:i w:val="0"/>
           <w:sz w:val="19"/>
         </w:rPr>
         <w:t>_______________________________________________________________</w:t>
@@ -4309,6 +4904,8 @@
       <w:r>
         <w:rPr>
           <w:rFonts w:ascii="Consolas" w:hAnsi="Consolas"/>
+          <w:b w:val="0"/>
+          <w:i w:val="0"/>
           <w:sz w:val="19"/>
         </w:rPr>
         <w:t>_______________________________________________________________</w:t>
@@ -4318,6 +4915,8 @@
       <w:r>
         <w:rPr>
           <w:rFonts w:ascii="Consolas" w:hAnsi="Consolas"/>
+          <w:b w:val="0"/>
+          <w:i w:val="0"/>
           <w:sz w:val="19"/>
         </w:rPr>
         <w:t>_______________________________________________________________</w:t>
@@ -4327,6 +4926,8 @@
       <w:r>
         <w:rPr>
           <w:rFonts w:ascii="Consolas" w:hAnsi="Consolas"/>
+          <w:b w:val="0"/>
+          <w:i w:val="0"/>
           <w:sz w:val="19"/>
         </w:rPr>
         <w:t>_______________________________________________________________</w:t>
@@ -4336,6 +4937,8 @@
       <w:r>
         <w:rPr>
           <w:rFonts w:ascii="Consolas" w:hAnsi="Consolas"/>
+          <w:b w:val="0"/>
+          <w:i w:val="0"/>
           <w:sz w:val="19"/>
         </w:rPr>
         <w:t>_______________________________________________________________</w:t>
@@ -4345,6 +4948,8 @@
       <w:r>
         <w:rPr>
           <w:rFonts w:ascii="Consolas" w:hAnsi="Consolas"/>
+          <w:b w:val="0"/>
+          <w:i w:val="0"/>
           <w:sz w:val="19"/>
         </w:rPr>
         <w:t>_______________________________________________________________</w:t>
@@ -4354,6 +4959,8 @@
       <w:r>
         <w:rPr>
           <w:rFonts w:ascii="Consolas" w:hAnsi="Consolas"/>
+          <w:b w:val="0"/>
+          <w:i w:val="0"/>
           <w:sz w:val="19"/>
         </w:rPr>
         <w:t>_______________________________________________________________</w:t>
@@ -4363,6 +4970,8 @@
       <w:r>
         <w:rPr>
           <w:rFonts w:ascii="Consolas" w:hAnsi="Consolas"/>
+          <w:b w:val="0"/>
+          <w:i w:val="0"/>
           <w:sz w:val="19"/>
         </w:rPr>
         <w:t>_______________________________________________________________</w:t>
@@ -4372,6 +4981,7 @@
       <w:r>
         <w:rPr>
           <w:b/>
+          <w:i w:val="0"/>
         </w:rPr>
         <w:t>Section B total: 30 marks</w:t>
       </w:r>

--- a/Course/1 Component 1 - Computer Systems/1.3 Exchanging Data/00 Topic Resources/6 End-of-Topic Worksheet (editable).docx
+++ b/Course/1 Component 1 - Computer Systems/1.3 Exchanging Data/00 Topic Resources/6 End-of-Topic Worksheet (editable).docx
@@ -3716,30 +3716,32 @@
         <w:t xml:space="preserve"> (AO1)</w:t>
       </w:r>
     </w:p>
-    <w:p>
-      <w:pPr>
-        <w:spacing w:before="260"/>
-        <w:pBdr>
-          <w:bottom w:val="single" w:sz="4" w:space="1" w:color="AAB4C0"/>
-        </w:pBdr>
-      </w:pPr>
-    </w:p>
-    <w:p>
-      <w:pPr>
-        <w:spacing w:before="260"/>
-        <w:pBdr>
-          <w:bottom w:val="single" w:sz="4" w:space="1" w:color="AAB4C0"/>
-        </w:pBdr>
-      </w:pPr>
-    </w:p>
-    <w:p>
-      <w:pPr>
-        <w:spacing w:before="260"/>
-        <w:pBdr>
-          <w:bottom w:val="single" w:sz="4" w:space="1" w:color="AAB4C0"/>
-        </w:pBdr>
-      </w:pPr>
-    </w:p>
+    <w:tbl>
+      <w:tblPr>
+        <w:tblStyle w:val="TableGrid"/>
+        <w:tblW w:type="auto" w:w="0"/>
+        <w:tblLook w:firstColumn="1" w:firstRow="1" w:lastColumn="0" w:lastRow="0" w:noHBand="0" w:noVBand="1" w:val="04A0"/>
+      </w:tblPr>
+      <w:tblGrid>
+        <w:gridCol w:w="8640"/>
+      </w:tblGrid>
+      <w:tr>
+        <w:trPr>
+          <w:trHeight w:val="1020" w:hRule="atLeast"/>
+        </w:trPr>
+        <w:tc>
+          <w:tcPr>
+            <w:tcW w:type="dxa" w:w="8640"/>
+          </w:tcPr>
+          <w:p>
+            <w:pPr>
+              <w:spacing w:before="40"/>
+            </w:pPr>
+          </w:p>
+        </w:tc>
+      </w:tr>
+    </w:tbl>
+    <w:p/>
     <w:p>
       <w:r>
         <w:rPr>
@@ -3843,25 +3845,234 @@
         <w:t xml:space="preserve"> (AO2)</w:t>
       </w:r>
     </w:p>
+    <w:tbl>
+      <w:tblPr>
+        <w:tblStyle w:val="TableGrid"/>
+        <w:tblW w:type="auto" w:w="0"/>
+        <w:tblLook w:firstColumn="1" w:firstRow="1" w:lastColumn="0" w:lastRow="0" w:noHBand="0" w:noVBand="1" w:val="04A0"/>
+      </w:tblPr>
+      <w:tblGrid>
+        <w:gridCol w:w="8640"/>
+      </w:tblGrid>
+      <w:tr>
+        <w:trPr>
+          <w:trHeight w:val="680" w:hRule="atLeast"/>
+        </w:trPr>
+        <w:tc>
+          <w:tcPr>
+            <w:tcW w:type="dxa" w:w="8640"/>
+          </w:tcPr>
+          <w:p>
+            <w:pPr>
+              <w:spacing w:before="40"/>
+            </w:pPr>
+          </w:p>
+        </w:tc>
+      </w:tr>
+    </w:tbl>
+    <w:p/>
     <w:p>
-      <w:pPr>
-        <w:spacing w:before="260"/>
-        <w:pBdr>
-          <w:bottom w:val="single" w:sz="4" w:space="1" w:color="AAB4C0"/>
-        </w:pBdr>
-      </w:pPr>
+      <w:r>
+        <w:rPr>
+          <w:rFonts w:ascii="Consolas" w:hAnsi="Consolas"/>
+          <w:b w:val="0"/>
+          <w:i w:val="0"/>
+          <w:sz w:val="19"/>
+        </w:rPr>
+        <w:t>_______________________________________________________________</w:t>
+      </w:r>
     </w:p>
     <w:p>
-      <w:pPr>
-        <w:spacing w:before="260"/>
-        <w:pBdr>
-          <w:bottom w:val="single" w:sz="4" w:space="1" w:color="AAB4C0"/>
-        </w:pBdr>
-      </w:pPr>
+      <w:r>
+        <w:rPr>
+          <w:b/>
+          <w:i w:val="0"/>
+        </w:rPr>
+        <w:t>(ii)</w:t>
+      </w:r>
+      <w:r>
+        <w:rPr>
+          <w:b w:val="0"/>
+          <w:i w:val="0"/>
+        </w:rPr>
+        <w:t xml:space="preserve"> Uncompressed, each pixel is stored in 1 byte. Each RLE pair is stored in 2 bytes. Calculate the number of bytes </w:t>
+      </w:r>
+      <w:r>
+        <w:rPr>
+          <w:b/>
+          <w:i w:val="0"/>
+        </w:rPr>
+        <w:t>saved</w:t>
+      </w:r>
+      <w:r>
+        <w:rPr>
+          <w:b w:val="0"/>
+          <w:i w:val="0"/>
+        </w:rPr>
+        <w:t xml:space="preserve"> by compressing this row. </w:t>
+      </w:r>
+      <w:r>
+        <w:rPr>
+          <w:b w:val="0"/>
+          <w:i/>
+        </w:rPr>
+        <w:t>Show your working.</w:t>
+      </w:r>
+      <w:r>
+        <w:rPr>
+          <w:b w:val="0"/>
+          <w:i w:val="0"/>
+        </w:rPr>
+        <w:t xml:space="preserve"> </w:t>
+      </w:r>
+      <w:r>
+        <w:rPr>
+          <w:b/>
+          <w:i w:val="0"/>
+        </w:rPr>
+        <w:t>[2]</w:t>
+      </w:r>
+      <w:r>
+        <w:rPr>
+          <w:b w:val="0"/>
+          <w:i w:val="0"/>
+        </w:rPr>
+        <w:t xml:space="preserve"> (AO2)</w:t>
+      </w:r>
+    </w:p>
+    <w:tbl>
+      <w:tblPr>
+        <w:tblStyle w:val="TableGrid"/>
+        <w:tblW w:type="auto" w:w="0"/>
+        <w:tblLook w:firstColumn="1" w:firstRow="1" w:lastColumn="0" w:lastRow="0" w:noHBand="0" w:noVBand="1" w:val="04A0"/>
+      </w:tblPr>
+      <w:tblGrid>
+        <w:gridCol w:w="8640"/>
+      </w:tblGrid>
+      <w:tr>
+        <w:trPr>
+          <w:trHeight w:val="1020" w:hRule="atLeast"/>
+        </w:trPr>
+        <w:tc>
+          <w:tcPr>
+            <w:tcW w:type="dxa" w:w="8640"/>
+          </w:tcPr>
+          <w:p>
+            <w:pPr>
+              <w:spacing w:before="40"/>
+            </w:pPr>
+          </w:p>
+        </w:tc>
+      </w:tr>
+    </w:tbl>
+    <w:p/>
+    <w:p>
+      <w:r>
+        <w:rPr>
+          <w:b/>
+          <w:i w:val="0"/>
+        </w:rPr>
+        <w:t>Working space:</w:t>
+      </w:r>
     </w:p>
     <w:p>
       <w:r>
         <w:rPr>
+          <w:b w:val="0"/>
+          <w:i w:val="0"/>
+        </w:rPr>
+        <w:t>&lt;br&gt;&lt;br&gt;</w:t>
+      </w:r>
+    </w:p>
+    <w:p>
+      <w:r>
+        <w:rPr>
+          <w:b/>
+          <w:i w:val="0"/>
+        </w:rPr>
+        <w:t>Q3</w:t>
+      </w:r>
+      <w:r>
+        <w:rPr>
+          <w:b w:val="0"/>
+          <w:i w:val="0"/>
+        </w:rPr>
+        <w:t xml:space="preserve"> A student writes: </w:t>
+      </w:r>
+      <w:r>
+        <w:rPr>
+          <w:b w:val="0"/>
+          <w:i/>
+        </w:rPr>
+        <w:t>"Atomicity is the database rule that every foreign key must match an existing primary key."</w:t>
+      </w:r>
+    </w:p>
+    <w:p>
+      <w:r>
+        <w:rPr>
+          <w:b w:val="0"/>
+          <w:i w:val="0"/>
+        </w:rPr>
+        <w:t xml:space="preserve">Identify the concept the student has actually described, and state the </w:t>
+      </w:r>
+      <w:r>
+        <w:rPr>
+          <w:b/>
+          <w:i w:val="0"/>
+        </w:rPr>
+        <w:t>correct</w:t>
+      </w:r>
+      <w:r>
+        <w:rPr>
+          <w:b w:val="0"/>
+          <w:i w:val="0"/>
+        </w:rPr>
+        <w:t xml:space="preserve"> meaning of atomicity. </w:t>
+      </w:r>
+      <w:r>
+        <w:rPr>
+          <w:b/>
+          <w:i w:val="0"/>
+        </w:rPr>
+        <w:t>[2]</w:t>
+      </w:r>
+      <w:r>
+        <w:rPr>
+          <w:b w:val="0"/>
+          <w:i w:val="0"/>
+        </w:rPr>
+        <w:t xml:space="preserve"> (AO2)</w:t>
+      </w:r>
+    </w:p>
+    <w:tbl>
+      <w:tblPr>
+        <w:tblStyle w:val="TableGrid"/>
+        <w:tblW w:type="auto" w:w="0"/>
+        <w:tblLook w:firstColumn="1" w:firstRow="1" w:lastColumn="0" w:lastRow="0" w:noHBand="0" w:noVBand="1" w:val="04A0"/>
+      </w:tblPr>
+      <w:tblGrid>
+        <w:gridCol w:w="8640"/>
+      </w:tblGrid>
+      <w:tr>
+        <w:trPr>
+          <w:trHeight w:val="1020" w:hRule="atLeast"/>
+        </w:trPr>
+        <w:tc>
+          <w:tcPr>
+            <w:tcW w:type="dxa" w:w="8640"/>
+          </w:tcPr>
+          <w:p>
+            <w:pPr>
+              <w:spacing w:before="40"/>
+            </w:pPr>
+          </w:p>
+        </w:tc>
+      </w:tr>
+    </w:tbl>
+    <w:p/>
+    <w:p>
+      <w:r>
+        <w:rPr>
           <w:rFonts w:ascii="Consolas" w:hAnsi="Consolas"/>
           <w:b w:val="0"/>
           <w:i w:val="0"/>
@@ -3873,186 +4084,317 @@
     <w:p>
       <w:r>
         <w:rPr>
-          <w:b/>
-          <w:i w:val="0"/>
-        </w:rPr>
-        <w:t>(ii)</w:t>
-      </w:r>
-      <w:r>
-        <w:rPr>
+          <w:rFonts w:ascii="Consolas" w:hAnsi="Consolas"/>
           <w:b w:val="0"/>
           <w:i w:val="0"/>
-        </w:rPr>
-        <w:t xml:space="preserve"> Uncompressed, each pixel is stored in 1 byte. Each RLE pair is stored in 2 bytes. Calculate the number of bytes </w:t>
-      </w:r>
-      <w:r>
-        <w:rPr>
-          <w:b/>
-          <w:i w:val="0"/>
-        </w:rPr>
-        <w:t>saved</w:t>
-      </w:r>
-      <w:r>
-        <w:rPr>
-          <w:b w:val="0"/>
-          <w:i w:val="0"/>
-        </w:rPr>
-        <w:t xml:space="preserve"> by compressing this row. </w:t>
-      </w:r>
-      <w:r>
-        <w:rPr>
-          <w:b w:val="0"/>
-          <w:i/>
-        </w:rPr>
-        <w:t>Show your working.</w:t>
-      </w:r>
-      <w:r>
-        <w:rPr>
-          <w:b w:val="0"/>
-          <w:i w:val="0"/>
-        </w:rPr>
-        <w:t xml:space="preserve"> </w:t>
-      </w:r>
-      <w:r>
-        <w:rPr>
-          <w:b/>
-          <w:i w:val="0"/>
-        </w:rPr>
-        <w:t>[2]</w:t>
-      </w:r>
-      <w:r>
-        <w:rPr>
-          <w:b w:val="0"/>
-          <w:i w:val="0"/>
-        </w:rPr>
-        <w:t xml:space="preserve"> (AO2)</w:t>
+          <w:sz w:val="19"/>
+        </w:rPr>
+        <w:t>_______________________________________________________________</w:t>
       </w:r>
     </w:p>
     <w:p>
-      <w:pPr>
-        <w:spacing w:before="260"/>
-        <w:pBdr>
-          <w:bottom w:val="single" w:sz="4" w:space="1" w:color="AAB4C0"/>
-        </w:pBdr>
-      </w:pPr>
+      <w:r>
+        <w:rPr>
+          <w:b/>
+          <w:i w:val="0"/>
+        </w:rPr>
+        <w:t>Q4</w:t>
+      </w:r>
+      <w:r>
+        <w:rPr>
+          <w:b w:val="0"/>
+          <w:i w:val="0"/>
+        </w:rPr>
+        <w:t xml:space="preserve"> A veterinary clinic uses a relational database with these tables:</w:t>
+      </w:r>
     </w:p>
     <w:p>
-      <w:pPr>
-        <w:spacing w:before="260"/>
-        <w:pBdr>
-          <w:bottom w:val="single" w:sz="4" w:space="1" w:color="AAB4C0"/>
-        </w:pBdr>
-      </w:pPr>
+      <w:r>
+        <w:rPr>
+          <w:rFonts w:ascii="Consolas" w:hAnsi="Consolas"/>
+          <w:b w:val="0"/>
+          <w:i w:val="0"/>
+          <w:sz w:val="19"/>
+        </w:rPr>
+        <w:t>Pet(PetID, Name, Species, OwnerID)</w:t>
+      </w:r>
     </w:p>
     <w:p>
-      <w:pPr>
-        <w:spacing w:before="260"/>
-        <w:pBdr>
-          <w:bottom w:val="single" w:sz="4" w:space="1" w:color="AAB4C0"/>
-        </w:pBdr>
-      </w:pPr>
+      <w:r>
+        <w:rPr>
+          <w:rFonts w:ascii="Consolas" w:hAnsi="Consolas"/>
+          <w:b w:val="0"/>
+          <w:i w:val="0"/>
+          <w:sz w:val="19"/>
+        </w:rPr>
+        <w:t>Owner(OwnerID, Surname, Phone)</w:t>
+      </w:r>
     </w:p>
     <w:p>
       <w:r>
         <w:rPr>
+          <w:b w:val="0"/>
+          <w:i w:val="0"/>
+        </w:rPr>
+        <w:t xml:space="preserve">Write an SQL statement to display the </w:t>
+      </w:r>
+      <w:r>
+        <w:rPr>
           <w:b/>
           <w:i w:val="0"/>
         </w:rPr>
-        <w:t>Working space:</w:t>
+        <w:t>Name</w:t>
+      </w:r>
+      <w:r>
+        <w:rPr>
+          <w:b w:val="0"/>
+          <w:i w:val="0"/>
+        </w:rPr>
+        <w:t xml:space="preserve"> of each pet whose Species is </w:t>
+      </w:r>
+      <w:r>
+        <w:rPr>
+          <w:rFonts w:ascii="Consolas" w:hAnsi="Consolas"/>
+          <w:b w:val="0"/>
+          <w:i w:val="0"/>
+          <w:sz w:val="19"/>
+        </w:rPr>
+        <w:t>Dog</w:t>
+      </w:r>
+      <w:r>
+        <w:rPr>
+          <w:b w:val="0"/>
+          <w:i w:val="0"/>
+        </w:rPr>
+        <w:t xml:space="preserve">, together with its owner's </w:t>
+      </w:r>
+      <w:r>
+        <w:rPr>
+          <w:b/>
+          <w:i w:val="0"/>
+        </w:rPr>
+        <w:t>Surname</w:t>
+      </w:r>
+      <w:r>
+        <w:rPr>
+          <w:b w:val="0"/>
+          <w:i w:val="0"/>
+        </w:rPr>
+        <w:t xml:space="preserve">, sorted in ascending order of Surname. </w:t>
+      </w:r>
+      <w:r>
+        <w:rPr>
+          <w:b/>
+          <w:i w:val="0"/>
+        </w:rPr>
+        <w:t>[4]</w:t>
+      </w:r>
+      <w:r>
+        <w:rPr>
+          <w:b w:val="0"/>
+          <w:i w:val="0"/>
+        </w:rPr>
+        <w:t xml:space="preserve"> (AO2)</w:t>
+      </w:r>
+    </w:p>
+    <w:tbl>
+      <w:tblPr>
+        <w:tblStyle w:val="TableGrid"/>
+        <w:tblW w:type="auto" w:w="0"/>
+        <w:tblLook w:firstColumn="1" w:firstRow="1" w:lastColumn="0" w:lastRow="0" w:noHBand="0" w:noVBand="1" w:val="04A0"/>
+      </w:tblPr>
+      <w:tblGrid>
+        <w:gridCol w:w="8640"/>
+      </w:tblGrid>
+      <w:tr>
+        <w:trPr>
+          <w:trHeight w:val="2040" w:hRule="atLeast"/>
+        </w:trPr>
+        <w:tc>
+          <w:tcPr>
+            <w:tcW w:type="dxa" w:w="8640"/>
+          </w:tcPr>
+          <w:p>
+            <w:pPr>
+              <w:spacing w:before="40"/>
+            </w:pPr>
+          </w:p>
+        </w:tc>
+      </w:tr>
+    </w:tbl>
+    <w:p/>
+    <w:p>
+      <w:r>
+        <w:rPr>
+          <w:rFonts w:ascii="Consolas" w:hAnsi="Consolas"/>
+          <w:b w:val="0"/>
+          <w:i w:val="0"/>
+          <w:sz w:val="19"/>
+        </w:rPr>
+        <w:t>_______________________________________________________________</w:t>
       </w:r>
     </w:p>
     <w:p>
       <w:r>
         <w:rPr>
+          <w:rFonts w:ascii="Consolas" w:hAnsi="Consolas"/>
           <w:b w:val="0"/>
           <w:i w:val="0"/>
-        </w:rPr>
-        <w:t>&lt;br&gt;&lt;br&gt;</w:t>
+          <w:sz w:val="19"/>
+        </w:rPr>
+        <w:t>_______________________________________________________________</w:t>
       </w:r>
     </w:p>
     <w:p>
       <w:r>
         <w:rPr>
-          <w:b/>
-          <w:i w:val="0"/>
-        </w:rPr>
-        <w:t>Q3</w:t>
-      </w:r>
-      <w:r>
-        <w:rPr>
+          <w:rFonts w:ascii="Consolas" w:hAnsi="Consolas"/>
           <w:b w:val="0"/>
           <w:i w:val="0"/>
-        </w:rPr>
-        <w:t xml:space="preserve"> A student writes: </w:t>
-      </w:r>
-      <w:r>
-        <w:rPr>
-          <w:b w:val="0"/>
-          <w:i/>
-        </w:rPr>
-        <w:t>"Atomicity is the database rule that every foreign key must match an existing primary key."</w:t>
+          <w:sz w:val="19"/>
+        </w:rPr>
+        <w:t>_______________________________________________________________</w:t>
       </w:r>
     </w:p>
     <w:p>
       <w:r>
         <w:rPr>
+          <w:rFonts w:ascii="Consolas" w:hAnsi="Consolas"/>
           <w:b w:val="0"/>
           <w:i w:val="0"/>
-        </w:rPr>
-        <w:t xml:space="preserve">Identify the concept the student has actually described, and state the </w:t>
-      </w:r>
-      <w:r>
-        <w:rPr>
-          <w:b/>
-          <w:i w:val="0"/>
-        </w:rPr>
-        <w:t>correct</w:t>
-      </w:r>
-      <w:r>
-        <w:rPr>
-          <w:b w:val="0"/>
-          <w:i w:val="0"/>
-        </w:rPr>
-        <w:t xml:space="preserve"> meaning of atomicity. </w:t>
-      </w:r>
-      <w:r>
-        <w:rPr>
-          <w:b/>
-          <w:i w:val="0"/>
-        </w:rPr>
-        <w:t>[2]</w:t>
-      </w:r>
-      <w:r>
-        <w:rPr>
-          <w:b w:val="0"/>
-          <w:i w:val="0"/>
-        </w:rPr>
-        <w:t xml:space="preserve"> (AO2)</w:t>
+          <w:sz w:val="19"/>
+        </w:rPr>
+        <w:t>_______________________________________________________________</w:t>
       </w:r>
     </w:p>
     <w:p>
-      <w:pPr>
-        <w:spacing w:before="260"/>
-        <w:pBdr>
-          <w:bottom w:val="single" w:sz="4" w:space="1" w:color="AAB4C0"/>
-        </w:pBdr>
-      </w:pPr>
+      <w:r>
+        <w:rPr>
+          <w:b/>
+          <w:i w:val="0"/>
+        </w:rPr>
+        <w:t>Q5</w:t>
+      </w:r>
+      <w:r>
+        <w:rPr>
+          <w:b w:val="0"/>
+          <w:i w:val="0"/>
+        </w:rPr>
+        <w:t xml:space="preserve"> An online cinema booking system stores seat bookings in a database. Two customers, using different devices, both attempt to book the </w:t>
+      </w:r>
+      <w:r>
+        <w:rPr>
+          <w:b/>
+          <w:i w:val="0"/>
+        </w:rPr>
+        <w:t>last remaining seat</w:t>
+      </w:r>
+      <w:r>
+        <w:rPr>
+          <w:b w:val="0"/>
+          <w:i w:val="0"/>
+        </w:rPr>
+        <w:t xml:space="preserve"> for a film at the same moment.</w:t>
+      </w:r>
     </w:p>
     <w:p>
-      <w:pPr>
-        <w:spacing w:before="260"/>
-        <w:pBdr>
-          <w:bottom w:val="single" w:sz="4" w:space="1" w:color="AAB4C0"/>
-        </w:pBdr>
-      </w:pPr>
+      <w:r>
+        <w:rPr>
+          <w:b w:val="0"/>
+          <w:i w:val="0"/>
+        </w:rPr>
+        <w:t xml:space="preserve">Explain how </w:t>
+      </w:r>
+      <w:r>
+        <w:rPr>
+          <w:b/>
+          <w:i w:val="0"/>
+        </w:rPr>
+        <w:t>isolation</w:t>
+      </w:r>
+      <w:r>
+        <w:rPr>
+          <w:b w:val="0"/>
+          <w:i w:val="0"/>
+        </w:rPr>
+        <w:t xml:space="preserve"> and </w:t>
+      </w:r>
+      <w:r>
+        <w:rPr>
+          <w:b/>
+          <w:i w:val="0"/>
+        </w:rPr>
+        <w:t>record locking</w:t>
+      </w:r>
+      <w:r>
+        <w:rPr>
+          <w:b w:val="0"/>
+          <w:i w:val="0"/>
+        </w:rPr>
+        <w:t xml:space="preserve"> ensure that the seat is not sold twice. </w:t>
+      </w:r>
+      <w:r>
+        <w:rPr>
+          <w:b/>
+          <w:i w:val="0"/>
+        </w:rPr>
+        <w:t>[3]</w:t>
+      </w:r>
+      <w:r>
+        <w:rPr>
+          <w:b w:val="0"/>
+          <w:i w:val="0"/>
+        </w:rPr>
+        <w:t xml:space="preserve"> (AO2)</w:t>
+      </w:r>
+    </w:p>
+    <w:tbl>
+      <w:tblPr>
+        <w:tblStyle w:val="TableGrid"/>
+        <w:tblW w:type="auto" w:w="0"/>
+        <w:tblLook w:firstColumn="1" w:firstRow="1" w:lastColumn="0" w:lastRow="0" w:noHBand="0" w:noVBand="1" w:val="04A0"/>
+      </w:tblPr>
+      <w:tblGrid>
+        <w:gridCol w:w="8640"/>
+      </w:tblGrid>
+      <w:tr>
+        <w:trPr>
+          <w:trHeight w:val="1360" w:hRule="atLeast"/>
+        </w:trPr>
+        <w:tc>
+          <w:tcPr>
+            <w:tcW w:type="dxa" w:w="8640"/>
+          </w:tcPr>
+          <w:p>
+            <w:pPr>
+              <w:spacing w:before="40"/>
+            </w:pPr>
+          </w:p>
+        </w:tc>
+      </w:tr>
+    </w:tbl>
+    <w:p/>
+    <w:p>
+      <w:r>
+        <w:rPr>
+          <w:rFonts w:ascii="Consolas" w:hAnsi="Consolas"/>
+          <w:b w:val="0"/>
+          <w:i w:val="0"/>
+          <w:sz w:val="19"/>
+        </w:rPr>
+        <w:t>_______________________________________________________________</w:t>
+      </w:r>
     </w:p>
     <w:p>
-      <w:pPr>
-        <w:spacing w:before="260"/>
-        <w:pBdr>
-          <w:bottom w:val="single" w:sz="4" w:space="1" w:color="AAB4C0"/>
-        </w:pBdr>
-      </w:pPr>
+      <w:r>
+        <w:rPr>
+          <w:rFonts w:ascii="Consolas" w:hAnsi="Consolas"/>
+          <w:b w:val="0"/>
+          <w:i w:val="0"/>
+          <w:sz w:val="19"/>
+        </w:rPr>
+        <w:t>_______________________________________________________________</w:t>
+      </w:r>
     </w:p>
     <w:p>
       <w:r>
@@ -4068,28 +4410,107 @@
     <w:p>
       <w:r>
         <w:rPr>
+          <w:b/>
+          <w:i w:val="0"/>
+        </w:rPr>
+        <w:t>Q6</w:t>
+      </w:r>
+      <w:r>
+        <w:rPr>
+          <w:b w:val="0"/>
+          <w:i w:val="0"/>
+        </w:rPr>
+        <w:t xml:space="preserve"> A user types </w:t>
+      </w:r>
+      <w:r>
+        <w:rPr>
           <w:rFonts w:ascii="Consolas" w:hAnsi="Consolas"/>
           <w:b w:val="0"/>
           <w:i w:val="0"/>
           <w:sz w:val="19"/>
         </w:rPr>
-        <w:t>_______________________________________________________________</w:t>
+        <w:t>www.example.com</w:t>
+      </w:r>
+      <w:r>
+        <w:rPr>
+          <w:b w:val="0"/>
+          <w:i w:val="0"/>
+        </w:rPr>
+        <w:t xml:space="preserve"> into a browser. The address is </w:t>
+      </w:r>
+      <w:r>
+        <w:rPr>
+          <w:b/>
+          <w:i w:val="0"/>
+        </w:rPr>
+        <w:t>not</w:t>
+      </w:r>
+      <w:r>
+        <w:rPr>
+          <w:b w:val="0"/>
+          <w:i w:val="0"/>
+        </w:rPr>
+        <w:t xml:space="preserve"> stored in any local cache.</w:t>
       </w:r>
     </w:p>
     <w:p>
       <w:r>
         <w:rPr>
+          <w:b w:val="0"/>
+          <w:i w:val="0"/>
+        </w:rPr>
+        <w:t xml:space="preserve">Describe how the Domain Name System (DNS) resolves this domain name into an IP address. </w:t>
+      </w:r>
+      <w:r>
+        <w:rPr>
           <w:b/>
           <w:i w:val="0"/>
         </w:rPr>
-        <w:t>Q4</w:t>
+        <w:t>[3]</w:t>
       </w:r>
       <w:r>
         <w:rPr>
           <w:b w:val="0"/>
           <w:i w:val="0"/>
         </w:rPr>
-        <w:t xml:space="preserve"> A veterinary clinic uses a relational database with these tables:</w:t>
+        <w:t xml:space="preserve"> (AO1)</w:t>
+      </w:r>
+    </w:p>
+    <w:tbl>
+      <w:tblPr>
+        <w:tblStyle w:val="TableGrid"/>
+        <w:tblW w:type="auto" w:w="0"/>
+        <w:tblLook w:firstColumn="1" w:firstRow="1" w:lastColumn="0" w:lastRow="0" w:noHBand="0" w:noVBand="1" w:val="04A0"/>
+      </w:tblPr>
+      <w:tblGrid>
+        <w:gridCol w:w="8640"/>
+      </w:tblGrid>
+      <w:tr>
+        <w:trPr>
+          <w:trHeight w:val="1360" w:hRule="atLeast"/>
+        </w:trPr>
+        <w:tc>
+          <w:tcPr>
+            <w:tcW w:type="dxa" w:w="8640"/>
+          </w:tcPr>
+          <w:p>
+            <w:pPr>
+              <w:spacing w:before="40"/>
+            </w:pPr>
+          </w:p>
+        </w:tc>
+      </w:tr>
+    </w:tbl>
+    <w:p/>
+    <w:p>
+      <w:r>
+        <w:rPr>
+          <w:rFonts w:ascii="Consolas" w:hAnsi="Consolas"/>
+          <w:b w:val="0"/>
+          <w:i w:val="0"/>
+          <w:sz w:val="19"/>
+        </w:rPr>
+        <w:t>_______________________________________________________________</w:t>
       </w:r>
     </w:p>
     <w:p>
@@ -4100,7 +4521,7 @@
           <w:i w:val="0"/>
           <w:sz w:val="19"/>
         </w:rPr>
-        <w:t>Pet(PetID, Name, Species, OwnerID)</w:t>
+        <w:t>_______________________________________________________________</w:t>
       </w:r>
     </w:p>
     <w:p>
@@ -4111,31 +4532,117 @@
           <w:i w:val="0"/>
           <w:sz w:val="19"/>
         </w:rPr>
-        <w:t>Owner(OwnerID, Surname, Phone)</w:t>
+        <w:t>_______________________________________________________________</w:t>
       </w:r>
     </w:p>
     <w:p>
       <w:r>
         <w:rPr>
+          <w:b/>
+          <w:i w:val="0"/>
+        </w:rPr>
+        <w:t>Q7</w:t>
+      </w:r>
+      <w:r>
+        <w:rPr>
           <w:b w:val="0"/>
           <w:i w:val="0"/>
         </w:rPr>
-        <w:t xml:space="preserve">Write an SQL statement to display the </w:t>
+        <w:t xml:space="preserve"> Ben enters his card details into an online shop. The site uses HTTPS, which makes use of </w:t>
       </w:r>
       <w:r>
         <w:rPr>
           <w:b/>
           <w:i w:val="0"/>
         </w:rPr>
-        <w:t>Name</w:t>
+        <w:t>both</w:t>
       </w:r>
       <w:r>
         <w:rPr>
           <w:b w:val="0"/>
           <w:i w:val="0"/>
         </w:rPr>
-        <w:t xml:space="preserve"> of each pet whose Species is </w:t>
-      </w:r>
+        <w:t xml:space="preserve"> asymmetric and symmetric encryption.</w:t>
+      </w:r>
+    </w:p>
+    <w:p>
+      <w:r>
+        <w:rPr>
+          <w:b w:val="0"/>
+          <w:i w:val="0"/>
+        </w:rPr>
+        <w:t xml:space="preserve">Explain how asymmetric and symmetric encryption are </w:t>
+      </w:r>
+      <w:r>
+        <w:rPr>
+          <w:b/>
+          <w:i w:val="0"/>
+        </w:rPr>
+        <w:t>each</w:t>
+      </w:r>
+      <w:r>
+        <w:rPr>
+          <w:b w:val="0"/>
+          <w:i w:val="0"/>
+        </w:rPr>
+        <w:t xml:space="preserve"> used to protect Ben's card details, and why </w:t>
+      </w:r>
+      <w:r>
+        <w:rPr>
+          <w:b/>
+          <w:i w:val="0"/>
+        </w:rPr>
+        <w:t>both</w:t>
+      </w:r>
+      <w:r>
+        <w:rPr>
+          <w:b w:val="0"/>
+          <w:i w:val="0"/>
+        </w:rPr>
+        <w:t xml:space="preserve"> are needed. </w:t>
+      </w:r>
+      <w:r>
+        <w:rPr>
+          <w:b/>
+          <w:i w:val="0"/>
+        </w:rPr>
+        <w:t>[4]</w:t>
+      </w:r>
+      <w:r>
+        <w:rPr>
+          <w:b w:val="0"/>
+          <w:i w:val="0"/>
+        </w:rPr>
+        <w:t xml:space="preserve"> (AO2)</w:t>
+      </w:r>
+    </w:p>
+    <w:tbl>
+      <w:tblPr>
+        <w:tblStyle w:val="TableGrid"/>
+        <w:tblW w:type="auto" w:w="0"/>
+        <w:tblLook w:firstColumn="1" w:firstRow="1" w:lastColumn="0" w:lastRow="0" w:noHBand="0" w:noVBand="1" w:val="04A0"/>
+      </w:tblPr>
+      <w:tblGrid>
+        <w:gridCol w:w="8640"/>
+      </w:tblGrid>
+      <w:tr>
+        <w:trPr>
+          <w:trHeight w:val="2040" w:hRule="atLeast"/>
+        </w:trPr>
+        <w:tc>
+          <w:tcPr>
+            <w:tcW w:type="dxa" w:w="8640"/>
+          </w:tcPr>
+          <w:p>
+            <w:pPr>
+              <w:spacing w:before="40"/>
+            </w:pPr>
+          </w:p>
+        </w:tc>
+      </w:tr>
+    </w:tbl>
+    <w:p/>
+    <w:p>
       <w:r>
         <w:rPr>
           <w:rFonts w:ascii="Consolas" w:hAnsi="Consolas"/>
@@ -4143,752 +4650,135 @@
           <w:i w:val="0"/>
           <w:sz w:val="19"/>
         </w:rPr>
-        <w:t>Dog</w:t>
-      </w:r>
-      <w:r>
-        <w:rPr>
-          <w:b w:val="0"/>
-          <w:i w:val="0"/>
-        </w:rPr>
-        <w:t xml:space="preserve">, together with its owner's </w:t>
-      </w:r>
-      <w:r>
-        <w:rPr>
-          <w:b/>
-          <w:i w:val="0"/>
-        </w:rPr>
-        <w:t>Surname</w:t>
-      </w:r>
-      <w:r>
-        <w:rPr>
-          <w:b w:val="0"/>
-          <w:i w:val="0"/>
-        </w:rPr>
-        <w:t xml:space="preserve">, sorted in ascending order of Surname. </w:t>
-      </w:r>
-      <w:r>
-        <w:rPr>
-          <w:b/>
-          <w:i w:val="0"/>
-        </w:rPr>
-        <w:t>[4]</w:t>
-      </w:r>
-      <w:r>
-        <w:rPr>
-          <w:b w:val="0"/>
-          <w:i w:val="0"/>
-        </w:rPr>
-        <w:t xml:space="preserve"> (AO2)</w:t>
+        <w:t>_______________________________________________________________</w:t>
       </w:r>
     </w:p>
     <w:p>
-      <w:pPr>
-        <w:spacing w:before="260"/>
-        <w:pBdr>
-          <w:bottom w:val="single" w:sz="4" w:space="1" w:color="AAB4C0"/>
-        </w:pBdr>
-      </w:pPr>
+      <w:r>
+        <w:rPr>
+          <w:rFonts w:ascii="Consolas" w:hAnsi="Consolas"/>
+          <w:b w:val="0"/>
+          <w:i w:val="0"/>
+          <w:sz w:val="19"/>
+        </w:rPr>
+        <w:t>_______________________________________________________________</w:t>
+      </w:r>
     </w:p>
     <w:p>
-      <w:pPr>
-        <w:spacing w:before="260"/>
-        <w:pBdr>
-          <w:bottom w:val="single" w:sz="4" w:space="1" w:color="AAB4C0"/>
-        </w:pBdr>
-      </w:pPr>
+      <w:r>
+        <w:rPr>
+          <w:rFonts w:ascii="Consolas" w:hAnsi="Consolas"/>
+          <w:b w:val="0"/>
+          <w:i w:val="0"/>
+          <w:sz w:val="19"/>
+        </w:rPr>
+        <w:t>_______________________________________________________________</w:t>
+      </w:r>
     </w:p>
     <w:p>
-      <w:pPr>
-        <w:spacing w:before="260"/>
-        <w:pBdr>
-          <w:bottom w:val="single" w:sz="4" w:space="1" w:color="AAB4C0"/>
-        </w:pBdr>
-      </w:pPr>
+      <w:r>
+        <w:rPr>
+          <w:rFonts w:ascii="Consolas" w:hAnsi="Consolas"/>
+          <w:b w:val="0"/>
+          <w:i w:val="0"/>
+          <w:sz w:val="19"/>
+        </w:rPr>
+        <w:t>_______________________________________________________________</w:t>
+      </w:r>
     </w:p>
     <w:p>
-      <w:pPr>
-        <w:spacing w:before="260"/>
-        <w:pBdr>
-          <w:bottom w:val="single" w:sz="4" w:space="1" w:color="AAB4C0"/>
-        </w:pBdr>
-      </w:pPr>
+      <w:r>
+        <w:rPr>
+          <w:b/>
+          <w:i w:val="0"/>
+        </w:rPr>
+        <w:t>Q8*</w:t>
+      </w:r>
+      <w:r>
+        <w:rPr>
+          <w:b w:val="0"/>
+          <w:i w:val="0"/>
+        </w:rPr>
+        <w:t xml:space="preserve"> A growing veterinary practice currently stores all of its data — pets, owners, appointments and payments — in a </w:t>
+      </w:r>
+      <w:r>
+        <w:rPr>
+          <w:b/>
+          <w:i w:val="0"/>
+        </w:rPr>
+        <w:t>single spreadsheet</w:t>
+      </w:r>
+      <w:r>
+        <w:rPr>
+          <w:b w:val="0"/>
+          <w:i w:val="0"/>
+        </w:rPr>
+        <w:t xml:space="preserve"> (a flat file). The same owner's name, address and phone number are re-typed on every row for each of their pets and appointments. The practice manager is considering moving the data into a </w:t>
+      </w:r>
+      <w:r>
+        <w:rPr>
+          <w:b/>
+          <w:i w:val="0"/>
+        </w:rPr>
+        <w:t>normalised relational database</w:t>
+      </w:r>
+      <w:r>
+        <w:rPr>
+          <w:b w:val="0"/>
+          <w:i w:val="0"/>
+        </w:rPr>
+        <w:t>.</w:t>
+      </w:r>
     </w:p>
     <w:p>
-      <w:pPr>
-        <w:spacing w:before="260"/>
-        <w:pBdr>
-          <w:bottom w:val="single" w:sz="4" w:space="1" w:color="AAB4C0"/>
-        </w:pBdr>
-      </w:pPr>
+      <w:r>
+        <w:rPr>
+          <w:b w:val="0"/>
+          <w:i w:val="0"/>
+        </w:rPr>
+        <w:t xml:space="preserve">Discuss the benefits and drawbacks to the practice of moving from the flat file to a normalised relational database. You should consider data redundancy, data integrity and the practical impact on the practice, and give a justified recommendation. </w:t>
+      </w:r>
+      <w:r>
+        <w:rPr>
+          <w:b/>
+          <w:i w:val="0"/>
+        </w:rPr>
+        <w:t>[9]</w:t>
+      </w:r>
+      <w:r>
+        <w:rPr>
+          <w:b w:val="0"/>
+          <w:i w:val="0"/>
+        </w:rPr>
+        <w:t xml:space="preserve"> (AO3)</w:t>
+      </w:r>
     </w:p>
-    <w:p>
-      <w:pPr>
-        <w:spacing w:before="260"/>
-        <w:pBdr>
-          <w:bottom w:val="single" w:sz="4" w:space="1" w:color="AAB4C0"/>
-        </w:pBdr>
-      </w:pPr>
-    </w:p>
-    <w:p>
-      <w:r>
-        <w:rPr>
-          <w:rFonts w:ascii="Consolas" w:hAnsi="Consolas"/>
-          <w:b w:val="0"/>
-          <w:i w:val="0"/>
-          <w:sz w:val="19"/>
-        </w:rPr>
-        <w:t>_______________________________________________________________</w:t>
-      </w:r>
-    </w:p>
-    <w:p>
-      <w:r>
-        <w:rPr>
-          <w:rFonts w:ascii="Consolas" w:hAnsi="Consolas"/>
-          <w:b w:val="0"/>
-          <w:i w:val="0"/>
-          <w:sz w:val="19"/>
-        </w:rPr>
-        <w:t>_______________________________________________________________</w:t>
-      </w:r>
-    </w:p>
-    <w:p>
-      <w:r>
-        <w:rPr>
-          <w:rFonts w:ascii="Consolas" w:hAnsi="Consolas"/>
-          <w:b w:val="0"/>
-          <w:i w:val="0"/>
-          <w:sz w:val="19"/>
-        </w:rPr>
-        <w:t>_______________________________________________________________</w:t>
-      </w:r>
-    </w:p>
-    <w:p>
-      <w:r>
-        <w:rPr>
-          <w:rFonts w:ascii="Consolas" w:hAnsi="Consolas"/>
-          <w:b w:val="0"/>
-          <w:i w:val="0"/>
-          <w:sz w:val="19"/>
-        </w:rPr>
-        <w:t>_______________________________________________________________</w:t>
-      </w:r>
-    </w:p>
-    <w:p>
-      <w:r>
-        <w:rPr>
-          <w:b/>
-          <w:i w:val="0"/>
-        </w:rPr>
-        <w:t>Q5</w:t>
-      </w:r>
-      <w:r>
-        <w:rPr>
-          <w:b w:val="0"/>
-          <w:i w:val="0"/>
-        </w:rPr>
-        <w:t xml:space="preserve"> An online cinema booking system stores seat bookings in a database. Two customers, using different devices, both attempt to book the </w:t>
-      </w:r>
-      <w:r>
-        <w:rPr>
-          <w:b/>
-          <w:i w:val="0"/>
-        </w:rPr>
-        <w:t>last remaining seat</w:t>
-      </w:r>
-      <w:r>
-        <w:rPr>
-          <w:b w:val="0"/>
-          <w:i w:val="0"/>
-        </w:rPr>
-        <w:t xml:space="preserve"> for a film at the same moment.</w:t>
-      </w:r>
-    </w:p>
-    <w:p>
-      <w:r>
-        <w:rPr>
-          <w:b w:val="0"/>
-          <w:i w:val="0"/>
-        </w:rPr>
-        <w:t xml:space="preserve">Explain how </w:t>
-      </w:r>
-      <w:r>
-        <w:rPr>
-          <w:b/>
-          <w:i w:val="0"/>
-        </w:rPr>
-        <w:t>isolation</w:t>
-      </w:r>
-      <w:r>
-        <w:rPr>
-          <w:b w:val="0"/>
-          <w:i w:val="0"/>
-        </w:rPr>
-        <w:t xml:space="preserve"> and </w:t>
-      </w:r>
-      <w:r>
-        <w:rPr>
-          <w:b/>
-          <w:i w:val="0"/>
-        </w:rPr>
-        <w:t>record locking</w:t>
-      </w:r>
-      <w:r>
-        <w:rPr>
-          <w:b w:val="0"/>
-          <w:i w:val="0"/>
-        </w:rPr>
-        <w:t xml:space="preserve"> ensure that the seat is not sold twice. </w:t>
-      </w:r>
-      <w:r>
-        <w:rPr>
-          <w:b/>
-          <w:i w:val="0"/>
-        </w:rPr>
-        <w:t>[3]</w:t>
-      </w:r>
-      <w:r>
-        <w:rPr>
-          <w:b w:val="0"/>
-          <w:i w:val="0"/>
-        </w:rPr>
-        <w:t xml:space="preserve"> (AO2)</w:t>
-      </w:r>
-    </w:p>
-    <w:p>
-      <w:pPr>
-        <w:spacing w:before="260"/>
-        <w:pBdr>
-          <w:bottom w:val="single" w:sz="4" w:space="1" w:color="AAB4C0"/>
-        </w:pBdr>
-      </w:pPr>
-    </w:p>
-    <w:p>
-      <w:pPr>
-        <w:spacing w:before="260"/>
-        <w:pBdr>
-          <w:bottom w:val="single" w:sz="4" w:space="1" w:color="AAB4C0"/>
-        </w:pBdr>
-      </w:pPr>
-    </w:p>
-    <w:p>
-      <w:pPr>
-        <w:spacing w:before="260"/>
-        <w:pBdr>
-          <w:bottom w:val="single" w:sz="4" w:space="1" w:color="AAB4C0"/>
-        </w:pBdr>
-      </w:pPr>
-    </w:p>
-    <w:p>
-      <w:pPr>
-        <w:spacing w:before="260"/>
-        <w:pBdr>
-          <w:bottom w:val="single" w:sz="4" w:space="1" w:color="AAB4C0"/>
-        </w:pBdr>
-      </w:pPr>
-    </w:p>
-    <w:p>
-      <w:r>
-        <w:rPr>
-          <w:rFonts w:ascii="Consolas" w:hAnsi="Consolas"/>
-          <w:b w:val="0"/>
-          <w:i w:val="0"/>
-          <w:sz w:val="19"/>
-        </w:rPr>
-        <w:t>_______________________________________________________________</w:t>
-      </w:r>
-    </w:p>
-    <w:p>
-      <w:r>
-        <w:rPr>
-          <w:rFonts w:ascii="Consolas" w:hAnsi="Consolas"/>
-          <w:b w:val="0"/>
-          <w:i w:val="0"/>
-          <w:sz w:val="19"/>
-        </w:rPr>
-        <w:t>_______________________________________________________________</w:t>
-      </w:r>
-    </w:p>
-    <w:p>
-      <w:r>
-        <w:rPr>
-          <w:rFonts w:ascii="Consolas" w:hAnsi="Consolas"/>
-          <w:b w:val="0"/>
-          <w:i w:val="0"/>
-          <w:sz w:val="19"/>
-        </w:rPr>
-        <w:t>_______________________________________________________________</w:t>
-      </w:r>
-    </w:p>
-    <w:p>
-      <w:r>
-        <w:rPr>
-          <w:b/>
-          <w:i w:val="0"/>
-        </w:rPr>
-        <w:t>Q6</w:t>
-      </w:r>
-      <w:r>
-        <w:rPr>
-          <w:b w:val="0"/>
-          <w:i w:val="0"/>
-        </w:rPr>
-        <w:t xml:space="preserve"> A user types </w:t>
-      </w:r>
-      <w:r>
-        <w:rPr>
-          <w:rFonts w:ascii="Consolas" w:hAnsi="Consolas"/>
-          <w:b w:val="0"/>
-          <w:i w:val="0"/>
-          <w:sz w:val="19"/>
-        </w:rPr>
-        <w:t>www.example.com</w:t>
-      </w:r>
-      <w:r>
-        <w:rPr>
-          <w:b w:val="0"/>
-          <w:i w:val="0"/>
-        </w:rPr>
-        <w:t xml:space="preserve"> into a browser. The address is </w:t>
-      </w:r>
-      <w:r>
-        <w:rPr>
-          <w:b/>
-          <w:i w:val="0"/>
-        </w:rPr>
-        <w:t>not</w:t>
-      </w:r>
-      <w:r>
-        <w:rPr>
-          <w:b w:val="0"/>
-          <w:i w:val="0"/>
-        </w:rPr>
-        <w:t xml:space="preserve"> stored in any local cache.</w:t>
-      </w:r>
-    </w:p>
-    <w:p>
-      <w:r>
-        <w:rPr>
-          <w:b w:val="0"/>
-          <w:i w:val="0"/>
-        </w:rPr>
-        <w:t xml:space="preserve">Describe how the Domain Name System (DNS) resolves this domain name into an IP address. </w:t>
-      </w:r>
-      <w:r>
-        <w:rPr>
-          <w:b/>
-          <w:i w:val="0"/>
-        </w:rPr>
-        <w:t>[3]</w:t>
-      </w:r>
-      <w:r>
-        <w:rPr>
-          <w:b w:val="0"/>
-          <w:i w:val="0"/>
-        </w:rPr>
-        <w:t xml:space="preserve"> (AO1)</w:t>
-      </w:r>
-    </w:p>
-    <w:p>
-      <w:pPr>
-        <w:spacing w:before="260"/>
-        <w:pBdr>
-          <w:bottom w:val="single" w:sz="4" w:space="1" w:color="AAB4C0"/>
-        </w:pBdr>
-      </w:pPr>
-    </w:p>
-    <w:p>
-      <w:pPr>
-        <w:spacing w:before="260"/>
-        <w:pBdr>
-          <w:bottom w:val="single" w:sz="4" w:space="1" w:color="AAB4C0"/>
-        </w:pBdr>
-      </w:pPr>
-    </w:p>
-    <w:p>
-      <w:pPr>
-        <w:spacing w:before="260"/>
-        <w:pBdr>
-          <w:bottom w:val="single" w:sz="4" w:space="1" w:color="AAB4C0"/>
-        </w:pBdr>
-      </w:pPr>
-    </w:p>
-    <w:p>
-      <w:pPr>
-        <w:spacing w:before="260"/>
-        <w:pBdr>
-          <w:bottom w:val="single" w:sz="4" w:space="1" w:color="AAB4C0"/>
-        </w:pBdr>
-      </w:pPr>
-    </w:p>
-    <w:p>
-      <w:r>
-        <w:rPr>
-          <w:rFonts w:ascii="Consolas" w:hAnsi="Consolas"/>
-          <w:b w:val="0"/>
-          <w:i w:val="0"/>
-          <w:sz w:val="19"/>
-        </w:rPr>
-        <w:t>_______________________________________________________________</w:t>
-      </w:r>
-    </w:p>
-    <w:p>
-      <w:r>
-        <w:rPr>
-          <w:rFonts w:ascii="Consolas" w:hAnsi="Consolas"/>
-          <w:b w:val="0"/>
-          <w:i w:val="0"/>
-          <w:sz w:val="19"/>
-        </w:rPr>
-        <w:t>_______________________________________________________________</w:t>
-      </w:r>
-    </w:p>
-    <w:p>
-      <w:r>
-        <w:rPr>
-          <w:rFonts w:ascii="Consolas" w:hAnsi="Consolas"/>
-          <w:b w:val="0"/>
-          <w:i w:val="0"/>
-          <w:sz w:val="19"/>
-        </w:rPr>
-        <w:t>_______________________________________________________________</w:t>
-      </w:r>
-    </w:p>
-    <w:p>
-      <w:r>
-        <w:rPr>
-          <w:b/>
-          <w:i w:val="0"/>
-        </w:rPr>
-        <w:t>Q7</w:t>
-      </w:r>
-      <w:r>
-        <w:rPr>
-          <w:b w:val="0"/>
-          <w:i w:val="0"/>
-        </w:rPr>
-        <w:t xml:space="preserve"> Ben enters his card details into an online shop. The site uses HTTPS, which makes use of </w:t>
-      </w:r>
-      <w:r>
-        <w:rPr>
-          <w:b/>
-          <w:i w:val="0"/>
-        </w:rPr>
-        <w:t>both</w:t>
-      </w:r>
-      <w:r>
-        <w:rPr>
-          <w:b w:val="0"/>
-          <w:i w:val="0"/>
-        </w:rPr>
-        <w:t xml:space="preserve"> asymmetric and symmetric encryption.</w:t>
-      </w:r>
-    </w:p>
-    <w:p>
-      <w:r>
-        <w:rPr>
-          <w:b w:val="0"/>
-          <w:i w:val="0"/>
-        </w:rPr>
-        <w:t xml:space="preserve">Explain how asymmetric and symmetric encryption are </w:t>
-      </w:r>
-      <w:r>
-        <w:rPr>
-          <w:b/>
-          <w:i w:val="0"/>
-        </w:rPr>
-        <w:t>each</w:t>
-      </w:r>
-      <w:r>
-        <w:rPr>
-          <w:b w:val="0"/>
-          <w:i w:val="0"/>
-        </w:rPr>
-        <w:t xml:space="preserve"> used to protect Ben's card details, and why </w:t>
-      </w:r>
-      <w:r>
-        <w:rPr>
-          <w:b/>
-          <w:i w:val="0"/>
-        </w:rPr>
-        <w:t>both</w:t>
-      </w:r>
-      <w:r>
-        <w:rPr>
-          <w:b w:val="0"/>
-          <w:i w:val="0"/>
-        </w:rPr>
-        <w:t xml:space="preserve"> are needed. </w:t>
-      </w:r>
-      <w:r>
-        <w:rPr>
-          <w:b/>
-          <w:i w:val="0"/>
-        </w:rPr>
-        <w:t>[4]</w:t>
-      </w:r>
-      <w:r>
-        <w:rPr>
-          <w:b w:val="0"/>
-          <w:i w:val="0"/>
-        </w:rPr>
-        <w:t xml:space="preserve"> (AO2)</w:t>
-      </w:r>
-    </w:p>
-    <w:p>
-      <w:pPr>
-        <w:spacing w:before="260"/>
-        <w:pBdr>
-          <w:bottom w:val="single" w:sz="4" w:space="1" w:color="AAB4C0"/>
-        </w:pBdr>
-      </w:pPr>
-    </w:p>
-    <w:p>
-      <w:pPr>
-        <w:spacing w:before="260"/>
-        <w:pBdr>
-          <w:bottom w:val="single" w:sz="4" w:space="1" w:color="AAB4C0"/>
-        </w:pBdr>
-      </w:pPr>
-    </w:p>
-    <w:p>
-      <w:pPr>
-        <w:spacing w:before="260"/>
-        <w:pBdr>
-          <w:bottom w:val="single" w:sz="4" w:space="1" w:color="AAB4C0"/>
-        </w:pBdr>
-      </w:pPr>
-    </w:p>
-    <w:p>
-      <w:pPr>
-        <w:spacing w:before="260"/>
-        <w:pBdr>
-          <w:bottom w:val="single" w:sz="4" w:space="1" w:color="AAB4C0"/>
-        </w:pBdr>
-      </w:pPr>
-    </w:p>
-    <w:p>
-      <w:pPr>
-        <w:spacing w:before="260"/>
-        <w:pBdr>
-          <w:bottom w:val="single" w:sz="4" w:space="1" w:color="AAB4C0"/>
-        </w:pBdr>
-      </w:pPr>
-    </w:p>
-    <w:p>
-      <w:pPr>
-        <w:spacing w:before="260"/>
-        <w:pBdr>
-          <w:bottom w:val="single" w:sz="4" w:space="1" w:color="AAB4C0"/>
-        </w:pBdr>
-      </w:pPr>
-    </w:p>
-    <w:p>
-      <w:r>
-        <w:rPr>
-          <w:rFonts w:ascii="Consolas" w:hAnsi="Consolas"/>
-          <w:b w:val="0"/>
-          <w:i w:val="0"/>
-          <w:sz w:val="19"/>
-        </w:rPr>
-        <w:t>_______________________________________________________________</w:t>
-      </w:r>
-    </w:p>
-    <w:p>
-      <w:r>
-        <w:rPr>
-          <w:rFonts w:ascii="Consolas" w:hAnsi="Consolas"/>
-          <w:b w:val="0"/>
-          <w:i w:val="0"/>
-          <w:sz w:val="19"/>
-        </w:rPr>
-        <w:t>_______________________________________________________________</w:t>
-      </w:r>
-    </w:p>
-    <w:p>
-      <w:r>
-        <w:rPr>
-          <w:rFonts w:ascii="Consolas" w:hAnsi="Consolas"/>
-          <w:b w:val="0"/>
-          <w:i w:val="0"/>
-          <w:sz w:val="19"/>
-        </w:rPr>
-        <w:t>_______________________________________________________________</w:t>
-      </w:r>
-    </w:p>
-    <w:p>
-      <w:r>
-        <w:rPr>
-          <w:rFonts w:ascii="Consolas" w:hAnsi="Consolas"/>
-          <w:b w:val="0"/>
-          <w:i w:val="0"/>
-          <w:sz w:val="19"/>
-        </w:rPr>
-        <w:t>_______________________________________________________________</w:t>
-      </w:r>
-    </w:p>
-    <w:p>
-      <w:r>
-        <w:rPr>
-          <w:b/>
-          <w:i w:val="0"/>
-        </w:rPr>
-        <w:t>Q8*</w:t>
-      </w:r>
-      <w:r>
-        <w:rPr>
-          <w:b w:val="0"/>
-          <w:i w:val="0"/>
-        </w:rPr>
-        <w:t xml:space="preserve"> A growing veterinary practice currently stores all of its data — pets, owners, appointments and payments — in a </w:t>
-      </w:r>
-      <w:r>
-        <w:rPr>
-          <w:b/>
-          <w:i w:val="0"/>
-        </w:rPr>
-        <w:t>single spreadsheet</w:t>
-      </w:r>
-      <w:r>
-        <w:rPr>
-          <w:b w:val="0"/>
-          <w:i w:val="0"/>
-        </w:rPr>
-        <w:t xml:space="preserve"> (a flat file). The same owner's name, address and phone number are re-typed on every row for each of their pets and appointments. The practice manager is considering moving the data into a </w:t>
-      </w:r>
-      <w:r>
-        <w:rPr>
-          <w:b/>
-          <w:i w:val="0"/>
-        </w:rPr>
-        <w:t>normalised relational database</w:t>
-      </w:r>
-      <w:r>
-        <w:rPr>
-          <w:b w:val="0"/>
-          <w:i w:val="0"/>
-        </w:rPr>
-        <w:t>.</w:t>
-      </w:r>
-    </w:p>
-    <w:p>
-      <w:r>
-        <w:rPr>
-          <w:b w:val="0"/>
-          <w:i w:val="0"/>
-        </w:rPr>
-        <w:t xml:space="preserve">Discuss the benefits and drawbacks to the practice of moving from the flat file to a normalised relational database. You should consider data redundancy, data integrity and the practical impact on the practice, and give a justified recommendation. </w:t>
-      </w:r>
-      <w:r>
-        <w:rPr>
-          <w:b/>
-          <w:i w:val="0"/>
-        </w:rPr>
-        <w:t>[9]</w:t>
-      </w:r>
-      <w:r>
-        <w:rPr>
-          <w:b w:val="0"/>
-          <w:i w:val="0"/>
-        </w:rPr>
-        <w:t xml:space="preserve"> (AO3)</w:t>
-      </w:r>
-    </w:p>
-    <w:p>
-      <w:pPr>
-        <w:spacing w:before="260"/>
-        <w:pBdr>
-          <w:bottom w:val="single" w:sz="4" w:space="1" w:color="AAB4C0"/>
-        </w:pBdr>
-      </w:pPr>
-    </w:p>
-    <w:p>
-      <w:pPr>
-        <w:spacing w:before="260"/>
-        <w:pBdr>
-          <w:bottom w:val="single" w:sz="4" w:space="1" w:color="AAB4C0"/>
-        </w:pBdr>
-      </w:pPr>
-    </w:p>
-    <w:p>
-      <w:pPr>
-        <w:spacing w:before="260"/>
-        <w:pBdr>
-          <w:bottom w:val="single" w:sz="4" w:space="1" w:color="AAB4C0"/>
-        </w:pBdr>
-      </w:pPr>
-    </w:p>
-    <w:p>
-      <w:pPr>
-        <w:spacing w:before="260"/>
-        <w:pBdr>
-          <w:bottom w:val="single" w:sz="4" w:space="1" w:color="AAB4C0"/>
-        </w:pBdr>
-      </w:pPr>
-    </w:p>
-    <w:p>
-      <w:pPr>
-        <w:spacing w:before="260"/>
-        <w:pBdr>
-          <w:bottom w:val="single" w:sz="4" w:space="1" w:color="AAB4C0"/>
-        </w:pBdr>
-      </w:pPr>
-    </w:p>
-    <w:p>
-      <w:pPr>
-        <w:spacing w:before="260"/>
-        <w:pBdr>
-          <w:bottom w:val="single" w:sz="4" w:space="1" w:color="AAB4C0"/>
-        </w:pBdr>
-      </w:pPr>
-    </w:p>
-    <w:p>
-      <w:pPr>
-        <w:spacing w:before="260"/>
-        <w:pBdr>
-          <w:bottom w:val="single" w:sz="4" w:space="1" w:color="AAB4C0"/>
-        </w:pBdr>
-      </w:pPr>
-    </w:p>
-    <w:p>
-      <w:pPr>
-        <w:spacing w:before="260"/>
-        <w:pBdr>
-          <w:bottom w:val="single" w:sz="4" w:space="1" w:color="AAB4C0"/>
-        </w:pBdr>
-      </w:pPr>
-    </w:p>
-    <w:p>
-      <w:pPr>
-        <w:spacing w:before="260"/>
-        <w:pBdr>
-          <w:bottom w:val="single" w:sz="4" w:space="1" w:color="AAB4C0"/>
-        </w:pBdr>
-      </w:pPr>
-    </w:p>
-    <w:p>
-      <w:pPr>
-        <w:spacing w:before="260"/>
-        <w:pBdr>
-          <w:bottom w:val="single" w:sz="4" w:space="1" w:color="AAB4C0"/>
-        </w:pBdr>
-      </w:pPr>
-    </w:p>
-    <w:p>
-      <w:pPr>
-        <w:spacing w:before="260"/>
-        <w:pBdr>
-          <w:bottom w:val="single" w:sz="4" w:space="1" w:color="AAB4C0"/>
-        </w:pBdr>
-      </w:pPr>
-    </w:p>
-    <w:p>
-      <w:pPr>
-        <w:spacing w:before="260"/>
-        <w:pBdr>
-          <w:bottom w:val="single" w:sz="4" w:space="1" w:color="AAB4C0"/>
-        </w:pBdr>
-      </w:pPr>
-    </w:p>
+    <w:tbl>
+      <w:tblPr>
+        <w:tblStyle w:val="TableGrid"/>
+        <w:tblW w:type="auto" w:w="0"/>
+        <w:tblLook w:firstColumn="1" w:firstRow="1" w:lastColumn="0" w:lastRow="0" w:noHBand="0" w:noVBand="1" w:val="04A0"/>
+      </w:tblPr>
+      <w:tblGrid>
+        <w:gridCol w:w="8640"/>
+      </w:tblGrid>
+      <w:tr>
+        <w:trPr>
+          <w:trHeight w:val="4080" w:hRule="atLeast"/>
+        </w:trPr>
+        <w:tc>
+          <w:tcPr>
+            <w:tcW w:type="dxa" w:w="8640"/>
+          </w:tcPr>
+          <w:p>
+            <w:pPr>
+              <w:spacing w:before="40"/>
+            </w:pPr>
+          </w:p>
+        </w:tc>
+      </w:tr>
+    </w:tbl>
+    <w:p/>
     <w:p>
       <w:r>
         <w:rPr>
